--- a/publication_materials/manuscript/GHS_manuscript.docx
+++ b/publication_materials/manuscript/GHS_manuscript.docx
@@ -152,7 +152,7 @@
     </w:p>
     <w:p>
       <w:r>
-        <w:t>Chemical hazard classification under the Globally Harmonized System (GHS) depends on experimental testing that is slow, costly and unavailable for most chemicals in industrial circulation. The March 2019 Sungai Kim Kim incident at Pasir Gudang, Johor, in which improperly identified chemical waste affected over 2,500 people, illustrates the cost of that gap. This work asked whether the nine GHS pictograms can be predicted from molecular structure alone, and made interpretable enough for regulatory use. GHS classifications for 243,707 compound records were harvested from PubChem, contributed by five regulatory bodies, and reduced by structural validation, InChIKey deduplication and multi-source majority voting to 243,323 unique compounds, each described by 816 descriptors combining physicochemical properties, Morgan (ECFP4) and MACCS fingerprints, and topological indices. Random Forest, XGBoost and support vector machine classifiers were trained as multi-label predictors and evaluated on a Bemis-Murcko scaffold split, so that no chemical skeleton was shared between training and test sets. XGBoost performed best, achieving a mean AUC-ROC of 0.915 across the nine classes (range 0.830-0.995). SHAP analysis showed the model had recovered recognised structure-hazard relationships, most clearly the dependence of explosivity on the substructure [!#6;!#1]~[#7]~[!#6;!#1], flammability on low structural complexity, and aquatic hazard on high lipophilicity. Validation on 44 chemicals from four Malaysian industrial sectors and the Johor 2019 incident confirmed transferability. The framework is released as open-source software with a browser-based screening interface.</w:t>
+        <w:t>Chemical hazard classification under the Globally Harmonized System (GHS) depends on experimental testing that is slow, costly and unavailable for most industrial chemicals, a gap illustrated by the March 2019 Sungai Kim Kim incident at Pasir Gudang, Johor, which affected over 2,500 people. This work asked whether the nine GHS pictograms can be predicted from structure alone, interpretably enough for regulatory use. GHS classifications for 243,707 compound records were harvested from PubChem, contributed by five regulatory bodies, and reduced by validation, deduplication and majority voting to 243,323 unique compounds, each described by 816 physicochemical, Morgan (ECFP4), MACCS and topological descriptors. Random Forest, XGBoost and support vector machine classifiers were trained as multi-label predictors and evaluated on a Bemis-Murcko scaffold split, sharing no chemical skeleton between training and test. XGBoost performed best, with a mean AUC-ROC of 0.915 across the nine classes (range 0.830-0.995). SHAP analysis showed the model had recovered recognised structure-hazard relationships, most clearly the dependence of explosivity on the substructure [!#6;!#1]~[#7]~[!#6;!#1], flammability on low structural complexity, and aquatic hazard on high lipophilicity. Recall on 44 Malaysian industrial and Johor 2019 compounds ranged 0.16-1.00 across classes (lowest for environmental hazard), too small a set to generalise from. Below six heavy atoms the model over-predicts acute toxicity and health hazard 2.5-3.1-fold; the application flags such compounds as out of domain rather than reporting them with unwarranted confidence. The framework and a browser-based screening interface are released as open-source software.</w:t>
       </w:r>
     </w:p>
     <w:p>
@@ -466,17 +466,1448 @@
     </w:p>
     <w:p>
       <w:r>
-        <w:t>Four models were evaluated on the held-out test partition of 24,352 compounds. Mean AUC-ROC across the nine classes was 0.9146 for XGBoost, nan for the Random Forest without class weighting, 0.8900 for the class-weighted Random Forest and 0.8711 for the support vector machine. Mean Matthews correlation coefficients were 0.4705, nan, 0.3633 and 0.3683 respectively. XGBoost was selected as the best model on both metrics. The bootstrap 95 per cent confidence interval had a median half-width of 0.0077, so differences smaller than that are not meaningful; the two leading models were separated on Matthews correlation coefficient rather than on area under the curve.</w:t>
+        <w:t>Four models were evaluated on the held-out test partition of 24,352 compounds. Mean AUC-ROC across the nine classes was 0.9146 for XGBoost, 0.9078 for the Random Forest without class weighting, 0.8900 for the class-weighted Random Forest and 0.8711 for the support vector machine. Mean Matthews correlation coefficients were 0.4705, 0.4590, 0.3633 and 0.3683 respectively. XGBoost was selected as the best model on both metrics. The bootstrap 95 per cent confidence interval had a median half-width of 0.0077, so differences smaller than that are not meaningful; the two leading models were separated on Matthews correlation coefficient rather than on area under the curve.</w:t>
       </w:r>
     </w:p>
     <w:p>
       <w:r>
-        <w:t>Per-class performance for XGBoost is given below; N is the number of positive examples in the test partition and the interval is the bootstrap 95 per cent confidence interval on AUC-ROC.</w:t>
+        <w:t>Per-class performance for XGBoost is given in Table 1.</w:t>
       </w:r>
     </w:p>
     <w:p>
+      <w:pPr>
+        <w:keepNext/>
+        <w:spacing w:line="240" w:lineRule="auto" w:before="200" w:after="80"/>
+      </w:pPr>
       <w:r>
-        <w:t>Code Hazard N AUC CI 95% AP F1 MCC GHS01 Explosive 18 0.9859 [0.974, 0.995] 0.151 0.182 0.235 GHS02 Flammable 1,063 0.9708 [0.965, 0.975] 0.755 0.707 0.694 GHS03 Oxidiser 41 0.9267 [0.862, 0.981] 0.544 0.580 0.590 GHS04 Compressed gas 28 0.9951 [0.984, 1.000] 0.809 0.737 0.737 GHS05 Corrosive 4,333 0.8924 [0.887, 0.898] 0.737 0.665 0.596 GHS06 Acute toxicity 1,520 0.8296 [0.818, 0.840] 0.326 0.361 0.316 GHS07 Irritant / harmful 21,967 0.8336 [0.826, 0.841] 0.977 0.950 0.202 GHS08 Serious health hazard 1,360 0.9004 [0.893, 0.908] 0.452 0.467 0.434 GHS09 Environmental hazard 1,773 0.8969 [0.890, 0.903] 0.459 0.474 0.431</w:t>
+        <w:rPr>
+          <w:b/>
+          <w:sz w:val="20"/>
+        </w:rPr>
+        <w:t xml:space="preserve">Table 1. </w:t>
+      </w:r>
+      <w:r>
+        <w:rPr>
+          <w:sz w:val="20"/>
+        </w:rPr>
+        <w:t>Per-class performance of XGBoost on the scaffold-split test partition of 24,352 compounds. N is the number of positive examples in the partition; the interval is the bootstrap 95 per cent confidence interval on AUC-ROC over 1,000 resamples. AP is average precision. Thresholds are the F1-optimal values calibrated on the validation partition.</w:t>
+      </w:r>
+    </w:p>
+    <w:tbl>
+      <w:tblPr>
+        <w:tblStyle w:val="TableGrid"/>
+        <w:tblW w:type="auto" w:w="0"/>
+        <w:jc w:val="center"/>
+        <w:tblLayout w:type="autofit"/>
+        <w:tblLook w:firstColumn="1" w:firstRow="1" w:lastColumn="0" w:lastRow="0" w:noHBand="0" w:noVBand="1" w:val="04A0"/>
+      </w:tblPr>
+      <w:tblGrid>
+        <w:gridCol w:w="1134"/>
+        <w:gridCol w:w="1134"/>
+        <w:gridCol w:w="1134"/>
+        <w:gridCol w:w="1134"/>
+        <w:gridCol w:w="1134"/>
+        <w:gridCol w:w="1134"/>
+        <w:gridCol w:w="1134"/>
+        <w:gridCol w:w="1134"/>
+      </w:tblGrid>
+      <w:tr>
+        <w:tc>
+          <w:tcPr>
+            <w:tcW w:type="dxa" w:w="1134"/>
+          </w:tcPr>
+          <w:p>
+            <w:pPr>
+              <w:spacing w:line="240" w:lineRule="auto" w:after="0"/>
+            </w:pPr>
+            <w:r/>
+            <w:r>
+              <w:rPr>
+                <w:b/>
+                <w:sz w:val="18"/>
+              </w:rPr>
+              <w:t>Code</w:t>
+            </w:r>
+          </w:p>
+        </w:tc>
+        <w:tc>
+          <w:tcPr>
+            <w:tcW w:type="dxa" w:w="1134"/>
+          </w:tcPr>
+          <w:p>
+            <w:pPr>
+              <w:spacing w:line="240" w:lineRule="auto" w:after="0"/>
+            </w:pPr>
+            <w:r/>
+            <w:r>
+              <w:rPr>
+                <w:b/>
+                <w:sz w:val="18"/>
+              </w:rPr>
+              <w:t>Hazard</w:t>
+            </w:r>
+          </w:p>
+        </w:tc>
+        <w:tc>
+          <w:tcPr>
+            <w:tcW w:type="dxa" w:w="1134"/>
+          </w:tcPr>
+          <w:p>
+            <w:pPr>
+              <w:spacing w:line="240" w:lineRule="auto" w:after="0"/>
+            </w:pPr>
+            <w:r/>
+            <w:r>
+              <w:rPr>
+                <w:b/>
+                <w:sz w:val="18"/>
+              </w:rPr>
+              <w:t>N</w:t>
+            </w:r>
+          </w:p>
+        </w:tc>
+        <w:tc>
+          <w:tcPr>
+            <w:tcW w:type="dxa" w:w="1134"/>
+          </w:tcPr>
+          <w:p>
+            <w:pPr>
+              <w:spacing w:line="240" w:lineRule="auto" w:after="0"/>
+            </w:pPr>
+            <w:r/>
+            <w:r>
+              <w:rPr>
+                <w:b/>
+                <w:sz w:val="18"/>
+              </w:rPr>
+              <w:t>AUC</w:t>
+            </w:r>
+          </w:p>
+        </w:tc>
+        <w:tc>
+          <w:tcPr>
+            <w:tcW w:type="dxa" w:w="1134"/>
+          </w:tcPr>
+          <w:p>
+            <w:pPr>
+              <w:spacing w:line="240" w:lineRule="auto" w:after="0"/>
+            </w:pPr>
+            <w:r/>
+            <w:r>
+              <w:rPr>
+                <w:b/>
+                <w:sz w:val="18"/>
+              </w:rPr>
+              <w:t>CI 95%</w:t>
+            </w:r>
+          </w:p>
+        </w:tc>
+        <w:tc>
+          <w:tcPr>
+            <w:tcW w:type="dxa" w:w="1134"/>
+          </w:tcPr>
+          <w:p>
+            <w:pPr>
+              <w:spacing w:line="240" w:lineRule="auto" w:after="0"/>
+            </w:pPr>
+            <w:r/>
+            <w:r>
+              <w:rPr>
+                <w:b/>
+                <w:sz w:val="18"/>
+              </w:rPr>
+              <w:t>AP</w:t>
+            </w:r>
+          </w:p>
+        </w:tc>
+        <w:tc>
+          <w:tcPr>
+            <w:tcW w:type="dxa" w:w="1134"/>
+          </w:tcPr>
+          <w:p>
+            <w:pPr>
+              <w:spacing w:line="240" w:lineRule="auto" w:after="0"/>
+            </w:pPr>
+            <w:r/>
+            <w:r>
+              <w:rPr>
+                <w:b/>
+                <w:sz w:val="18"/>
+              </w:rPr>
+              <w:t>F1</w:t>
+            </w:r>
+          </w:p>
+        </w:tc>
+        <w:tc>
+          <w:tcPr>
+            <w:tcW w:type="dxa" w:w="1134"/>
+          </w:tcPr>
+          <w:p>
+            <w:pPr>
+              <w:spacing w:line="240" w:lineRule="auto" w:after="0"/>
+            </w:pPr>
+            <w:r/>
+            <w:r>
+              <w:rPr>
+                <w:b/>
+                <w:sz w:val="18"/>
+              </w:rPr>
+              <w:t>MCC</w:t>
+            </w:r>
+          </w:p>
+        </w:tc>
+      </w:tr>
+      <w:tr>
+        <w:tc>
+          <w:tcPr>
+            <w:tcW w:type="dxa" w:w="1134"/>
+          </w:tcPr>
+          <w:p>
+            <w:pPr>
+              <w:spacing w:line="240" w:lineRule="auto" w:after="0"/>
+            </w:pPr>
+            <w:r/>
+            <w:r>
+              <w:rPr>
+                <w:sz w:val="18"/>
+              </w:rPr>
+              <w:t>GHS01</w:t>
+            </w:r>
+          </w:p>
+        </w:tc>
+        <w:tc>
+          <w:tcPr>
+            <w:tcW w:type="dxa" w:w="1134"/>
+          </w:tcPr>
+          <w:p>
+            <w:pPr>
+              <w:spacing w:line="240" w:lineRule="auto" w:after="0"/>
+            </w:pPr>
+            <w:r/>
+            <w:r>
+              <w:rPr>
+                <w:sz w:val="18"/>
+              </w:rPr>
+              <w:t>Explosive</w:t>
+            </w:r>
+          </w:p>
+        </w:tc>
+        <w:tc>
+          <w:tcPr>
+            <w:tcW w:type="dxa" w:w="1134"/>
+          </w:tcPr>
+          <w:p>
+            <w:pPr>
+              <w:spacing w:line="240" w:lineRule="auto" w:after="0"/>
+            </w:pPr>
+            <w:r/>
+            <w:r>
+              <w:rPr>
+                <w:sz w:val="18"/>
+              </w:rPr>
+              <w:t>18</w:t>
+            </w:r>
+          </w:p>
+        </w:tc>
+        <w:tc>
+          <w:tcPr>
+            <w:tcW w:type="dxa" w:w="1134"/>
+          </w:tcPr>
+          <w:p>
+            <w:pPr>
+              <w:spacing w:line="240" w:lineRule="auto" w:after="0"/>
+            </w:pPr>
+            <w:r/>
+            <w:r>
+              <w:rPr>
+                <w:sz w:val="18"/>
+              </w:rPr>
+              <w:t>0.9859</w:t>
+            </w:r>
+          </w:p>
+        </w:tc>
+        <w:tc>
+          <w:tcPr>
+            <w:tcW w:type="dxa" w:w="1134"/>
+          </w:tcPr>
+          <w:p>
+            <w:pPr>
+              <w:spacing w:line="240" w:lineRule="auto" w:after="0"/>
+            </w:pPr>
+            <w:r/>
+            <w:r>
+              <w:rPr>
+                <w:sz w:val="18"/>
+              </w:rPr>
+              <w:t>[0.974, 0.995]</w:t>
+            </w:r>
+          </w:p>
+        </w:tc>
+        <w:tc>
+          <w:tcPr>
+            <w:tcW w:type="dxa" w:w="1134"/>
+          </w:tcPr>
+          <w:p>
+            <w:pPr>
+              <w:spacing w:line="240" w:lineRule="auto" w:after="0"/>
+            </w:pPr>
+            <w:r/>
+            <w:r>
+              <w:rPr>
+                <w:sz w:val="18"/>
+              </w:rPr>
+              <w:t>0.151</w:t>
+            </w:r>
+          </w:p>
+        </w:tc>
+        <w:tc>
+          <w:tcPr>
+            <w:tcW w:type="dxa" w:w="1134"/>
+          </w:tcPr>
+          <w:p>
+            <w:pPr>
+              <w:spacing w:line="240" w:lineRule="auto" w:after="0"/>
+            </w:pPr>
+            <w:r/>
+            <w:r>
+              <w:rPr>
+                <w:sz w:val="18"/>
+              </w:rPr>
+              <w:t>0.182</w:t>
+            </w:r>
+          </w:p>
+        </w:tc>
+        <w:tc>
+          <w:tcPr>
+            <w:tcW w:type="dxa" w:w="1134"/>
+          </w:tcPr>
+          <w:p>
+            <w:pPr>
+              <w:spacing w:line="240" w:lineRule="auto" w:after="0"/>
+            </w:pPr>
+            <w:r/>
+            <w:r>
+              <w:rPr>
+                <w:sz w:val="18"/>
+              </w:rPr>
+              <w:t>0.235</w:t>
+            </w:r>
+          </w:p>
+        </w:tc>
+      </w:tr>
+      <w:tr>
+        <w:tc>
+          <w:tcPr>
+            <w:tcW w:type="dxa" w:w="1134"/>
+          </w:tcPr>
+          <w:p>
+            <w:pPr>
+              <w:spacing w:line="240" w:lineRule="auto" w:after="0"/>
+            </w:pPr>
+            <w:r/>
+            <w:r>
+              <w:rPr>
+                <w:sz w:val="18"/>
+              </w:rPr>
+              <w:t>GHS02</w:t>
+            </w:r>
+          </w:p>
+        </w:tc>
+        <w:tc>
+          <w:tcPr>
+            <w:tcW w:type="dxa" w:w="1134"/>
+          </w:tcPr>
+          <w:p>
+            <w:pPr>
+              <w:spacing w:line="240" w:lineRule="auto" w:after="0"/>
+            </w:pPr>
+            <w:r/>
+            <w:r>
+              <w:rPr>
+                <w:sz w:val="18"/>
+              </w:rPr>
+              <w:t>Flammable</w:t>
+            </w:r>
+          </w:p>
+        </w:tc>
+        <w:tc>
+          <w:tcPr>
+            <w:tcW w:type="dxa" w:w="1134"/>
+          </w:tcPr>
+          <w:p>
+            <w:pPr>
+              <w:spacing w:line="240" w:lineRule="auto" w:after="0"/>
+            </w:pPr>
+            <w:r/>
+            <w:r>
+              <w:rPr>
+                <w:sz w:val="18"/>
+              </w:rPr>
+              <w:t>1,063</w:t>
+            </w:r>
+          </w:p>
+        </w:tc>
+        <w:tc>
+          <w:tcPr>
+            <w:tcW w:type="dxa" w:w="1134"/>
+          </w:tcPr>
+          <w:p>
+            <w:pPr>
+              <w:spacing w:line="240" w:lineRule="auto" w:after="0"/>
+            </w:pPr>
+            <w:r/>
+            <w:r>
+              <w:rPr>
+                <w:sz w:val="18"/>
+              </w:rPr>
+              <w:t>0.9708</w:t>
+            </w:r>
+          </w:p>
+        </w:tc>
+        <w:tc>
+          <w:tcPr>
+            <w:tcW w:type="dxa" w:w="1134"/>
+          </w:tcPr>
+          <w:p>
+            <w:pPr>
+              <w:spacing w:line="240" w:lineRule="auto" w:after="0"/>
+            </w:pPr>
+            <w:r/>
+            <w:r>
+              <w:rPr>
+                <w:sz w:val="18"/>
+              </w:rPr>
+              <w:t>[0.965, 0.975]</w:t>
+            </w:r>
+          </w:p>
+        </w:tc>
+        <w:tc>
+          <w:tcPr>
+            <w:tcW w:type="dxa" w:w="1134"/>
+          </w:tcPr>
+          <w:p>
+            <w:pPr>
+              <w:spacing w:line="240" w:lineRule="auto" w:after="0"/>
+            </w:pPr>
+            <w:r/>
+            <w:r>
+              <w:rPr>
+                <w:sz w:val="18"/>
+              </w:rPr>
+              <w:t>0.755</w:t>
+            </w:r>
+          </w:p>
+        </w:tc>
+        <w:tc>
+          <w:tcPr>
+            <w:tcW w:type="dxa" w:w="1134"/>
+          </w:tcPr>
+          <w:p>
+            <w:pPr>
+              <w:spacing w:line="240" w:lineRule="auto" w:after="0"/>
+            </w:pPr>
+            <w:r/>
+            <w:r>
+              <w:rPr>
+                <w:sz w:val="18"/>
+              </w:rPr>
+              <w:t>0.707</w:t>
+            </w:r>
+          </w:p>
+        </w:tc>
+        <w:tc>
+          <w:tcPr>
+            <w:tcW w:type="dxa" w:w="1134"/>
+          </w:tcPr>
+          <w:p>
+            <w:pPr>
+              <w:spacing w:line="240" w:lineRule="auto" w:after="0"/>
+            </w:pPr>
+            <w:r/>
+            <w:r>
+              <w:rPr>
+                <w:sz w:val="18"/>
+              </w:rPr>
+              <w:t>0.694</w:t>
+            </w:r>
+          </w:p>
+        </w:tc>
+      </w:tr>
+      <w:tr>
+        <w:tc>
+          <w:tcPr>
+            <w:tcW w:type="dxa" w:w="1134"/>
+          </w:tcPr>
+          <w:p>
+            <w:pPr>
+              <w:spacing w:line="240" w:lineRule="auto" w:after="0"/>
+            </w:pPr>
+            <w:r/>
+            <w:r>
+              <w:rPr>
+                <w:sz w:val="18"/>
+              </w:rPr>
+              <w:t>GHS03</w:t>
+            </w:r>
+          </w:p>
+        </w:tc>
+        <w:tc>
+          <w:tcPr>
+            <w:tcW w:type="dxa" w:w="1134"/>
+          </w:tcPr>
+          <w:p>
+            <w:pPr>
+              <w:spacing w:line="240" w:lineRule="auto" w:after="0"/>
+            </w:pPr>
+            <w:r/>
+            <w:r>
+              <w:rPr>
+                <w:sz w:val="18"/>
+              </w:rPr>
+              <w:t>Oxidiser</w:t>
+            </w:r>
+          </w:p>
+        </w:tc>
+        <w:tc>
+          <w:tcPr>
+            <w:tcW w:type="dxa" w:w="1134"/>
+          </w:tcPr>
+          <w:p>
+            <w:pPr>
+              <w:spacing w:line="240" w:lineRule="auto" w:after="0"/>
+            </w:pPr>
+            <w:r/>
+            <w:r>
+              <w:rPr>
+                <w:sz w:val="18"/>
+              </w:rPr>
+              <w:t>41</w:t>
+            </w:r>
+          </w:p>
+        </w:tc>
+        <w:tc>
+          <w:tcPr>
+            <w:tcW w:type="dxa" w:w="1134"/>
+          </w:tcPr>
+          <w:p>
+            <w:pPr>
+              <w:spacing w:line="240" w:lineRule="auto" w:after="0"/>
+            </w:pPr>
+            <w:r/>
+            <w:r>
+              <w:rPr>
+                <w:sz w:val="18"/>
+              </w:rPr>
+              <w:t>0.9267</w:t>
+            </w:r>
+          </w:p>
+        </w:tc>
+        <w:tc>
+          <w:tcPr>
+            <w:tcW w:type="dxa" w:w="1134"/>
+          </w:tcPr>
+          <w:p>
+            <w:pPr>
+              <w:spacing w:line="240" w:lineRule="auto" w:after="0"/>
+            </w:pPr>
+            <w:r/>
+            <w:r>
+              <w:rPr>
+                <w:sz w:val="18"/>
+              </w:rPr>
+              <w:t>[0.862, 0.981]</w:t>
+            </w:r>
+          </w:p>
+        </w:tc>
+        <w:tc>
+          <w:tcPr>
+            <w:tcW w:type="dxa" w:w="1134"/>
+          </w:tcPr>
+          <w:p>
+            <w:pPr>
+              <w:spacing w:line="240" w:lineRule="auto" w:after="0"/>
+            </w:pPr>
+            <w:r/>
+            <w:r>
+              <w:rPr>
+                <w:sz w:val="18"/>
+              </w:rPr>
+              <w:t>0.544</w:t>
+            </w:r>
+          </w:p>
+        </w:tc>
+        <w:tc>
+          <w:tcPr>
+            <w:tcW w:type="dxa" w:w="1134"/>
+          </w:tcPr>
+          <w:p>
+            <w:pPr>
+              <w:spacing w:line="240" w:lineRule="auto" w:after="0"/>
+            </w:pPr>
+            <w:r/>
+            <w:r>
+              <w:rPr>
+                <w:sz w:val="18"/>
+              </w:rPr>
+              <w:t>0.580</w:t>
+            </w:r>
+          </w:p>
+        </w:tc>
+        <w:tc>
+          <w:tcPr>
+            <w:tcW w:type="dxa" w:w="1134"/>
+          </w:tcPr>
+          <w:p>
+            <w:pPr>
+              <w:spacing w:line="240" w:lineRule="auto" w:after="0"/>
+            </w:pPr>
+            <w:r/>
+            <w:r>
+              <w:rPr>
+                <w:sz w:val="18"/>
+              </w:rPr>
+              <w:t>0.590</w:t>
+            </w:r>
+          </w:p>
+        </w:tc>
+      </w:tr>
+      <w:tr>
+        <w:tc>
+          <w:tcPr>
+            <w:tcW w:type="dxa" w:w="1134"/>
+          </w:tcPr>
+          <w:p>
+            <w:pPr>
+              <w:spacing w:line="240" w:lineRule="auto" w:after="0"/>
+            </w:pPr>
+            <w:r/>
+            <w:r>
+              <w:rPr>
+                <w:sz w:val="18"/>
+              </w:rPr>
+              <w:t>GHS04</w:t>
+            </w:r>
+          </w:p>
+        </w:tc>
+        <w:tc>
+          <w:tcPr>
+            <w:tcW w:type="dxa" w:w="1134"/>
+          </w:tcPr>
+          <w:p>
+            <w:pPr>
+              <w:spacing w:line="240" w:lineRule="auto" w:after="0"/>
+            </w:pPr>
+            <w:r/>
+            <w:r>
+              <w:rPr>
+                <w:sz w:val="18"/>
+              </w:rPr>
+              <w:t>Compressed gas</w:t>
+            </w:r>
+          </w:p>
+        </w:tc>
+        <w:tc>
+          <w:tcPr>
+            <w:tcW w:type="dxa" w:w="1134"/>
+          </w:tcPr>
+          <w:p>
+            <w:pPr>
+              <w:spacing w:line="240" w:lineRule="auto" w:after="0"/>
+            </w:pPr>
+            <w:r/>
+            <w:r>
+              <w:rPr>
+                <w:sz w:val="18"/>
+              </w:rPr>
+              <w:t>28</w:t>
+            </w:r>
+          </w:p>
+        </w:tc>
+        <w:tc>
+          <w:tcPr>
+            <w:tcW w:type="dxa" w:w="1134"/>
+          </w:tcPr>
+          <w:p>
+            <w:pPr>
+              <w:spacing w:line="240" w:lineRule="auto" w:after="0"/>
+            </w:pPr>
+            <w:r/>
+            <w:r>
+              <w:rPr>
+                <w:sz w:val="18"/>
+              </w:rPr>
+              <w:t>0.9951</w:t>
+            </w:r>
+          </w:p>
+        </w:tc>
+        <w:tc>
+          <w:tcPr>
+            <w:tcW w:type="dxa" w:w="1134"/>
+          </w:tcPr>
+          <w:p>
+            <w:pPr>
+              <w:spacing w:line="240" w:lineRule="auto" w:after="0"/>
+            </w:pPr>
+            <w:r/>
+            <w:r>
+              <w:rPr>
+                <w:sz w:val="18"/>
+              </w:rPr>
+              <w:t>[0.984, 1.000]</w:t>
+            </w:r>
+          </w:p>
+        </w:tc>
+        <w:tc>
+          <w:tcPr>
+            <w:tcW w:type="dxa" w:w="1134"/>
+          </w:tcPr>
+          <w:p>
+            <w:pPr>
+              <w:spacing w:line="240" w:lineRule="auto" w:after="0"/>
+            </w:pPr>
+            <w:r/>
+            <w:r>
+              <w:rPr>
+                <w:sz w:val="18"/>
+              </w:rPr>
+              <w:t>0.809</w:t>
+            </w:r>
+          </w:p>
+        </w:tc>
+        <w:tc>
+          <w:tcPr>
+            <w:tcW w:type="dxa" w:w="1134"/>
+          </w:tcPr>
+          <w:p>
+            <w:pPr>
+              <w:spacing w:line="240" w:lineRule="auto" w:after="0"/>
+            </w:pPr>
+            <w:r/>
+            <w:r>
+              <w:rPr>
+                <w:sz w:val="18"/>
+              </w:rPr>
+              <w:t>0.737</w:t>
+            </w:r>
+          </w:p>
+        </w:tc>
+        <w:tc>
+          <w:tcPr>
+            <w:tcW w:type="dxa" w:w="1134"/>
+          </w:tcPr>
+          <w:p>
+            <w:pPr>
+              <w:spacing w:line="240" w:lineRule="auto" w:after="0"/>
+            </w:pPr>
+            <w:r/>
+            <w:r>
+              <w:rPr>
+                <w:sz w:val="18"/>
+              </w:rPr>
+              <w:t>0.737</w:t>
+            </w:r>
+          </w:p>
+        </w:tc>
+      </w:tr>
+      <w:tr>
+        <w:tc>
+          <w:tcPr>
+            <w:tcW w:type="dxa" w:w="1134"/>
+          </w:tcPr>
+          <w:p>
+            <w:pPr>
+              <w:spacing w:line="240" w:lineRule="auto" w:after="0"/>
+            </w:pPr>
+            <w:r/>
+            <w:r>
+              <w:rPr>
+                <w:sz w:val="18"/>
+              </w:rPr>
+              <w:t>GHS05</w:t>
+            </w:r>
+          </w:p>
+        </w:tc>
+        <w:tc>
+          <w:tcPr>
+            <w:tcW w:type="dxa" w:w="1134"/>
+          </w:tcPr>
+          <w:p>
+            <w:pPr>
+              <w:spacing w:line="240" w:lineRule="auto" w:after="0"/>
+            </w:pPr>
+            <w:r/>
+            <w:r>
+              <w:rPr>
+                <w:sz w:val="18"/>
+              </w:rPr>
+              <w:t>Corrosive</w:t>
+            </w:r>
+          </w:p>
+        </w:tc>
+        <w:tc>
+          <w:tcPr>
+            <w:tcW w:type="dxa" w:w="1134"/>
+          </w:tcPr>
+          <w:p>
+            <w:pPr>
+              <w:spacing w:line="240" w:lineRule="auto" w:after="0"/>
+            </w:pPr>
+            <w:r/>
+            <w:r>
+              <w:rPr>
+                <w:sz w:val="18"/>
+              </w:rPr>
+              <w:t>4,333</w:t>
+            </w:r>
+          </w:p>
+        </w:tc>
+        <w:tc>
+          <w:tcPr>
+            <w:tcW w:type="dxa" w:w="1134"/>
+          </w:tcPr>
+          <w:p>
+            <w:pPr>
+              <w:spacing w:line="240" w:lineRule="auto" w:after="0"/>
+            </w:pPr>
+            <w:r/>
+            <w:r>
+              <w:rPr>
+                <w:sz w:val="18"/>
+              </w:rPr>
+              <w:t>0.8924</w:t>
+            </w:r>
+          </w:p>
+        </w:tc>
+        <w:tc>
+          <w:tcPr>
+            <w:tcW w:type="dxa" w:w="1134"/>
+          </w:tcPr>
+          <w:p>
+            <w:pPr>
+              <w:spacing w:line="240" w:lineRule="auto" w:after="0"/>
+            </w:pPr>
+            <w:r/>
+            <w:r>
+              <w:rPr>
+                <w:sz w:val="18"/>
+              </w:rPr>
+              <w:t>[0.887, 0.898]</w:t>
+            </w:r>
+          </w:p>
+        </w:tc>
+        <w:tc>
+          <w:tcPr>
+            <w:tcW w:type="dxa" w:w="1134"/>
+          </w:tcPr>
+          <w:p>
+            <w:pPr>
+              <w:spacing w:line="240" w:lineRule="auto" w:after="0"/>
+            </w:pPr>
+            <w:r/>
+            <w:r>
+              <w:rPr>
+                <w:sz w:val="18"/>
+              </w:rPr>
+              <w:t>0.737</w:t>
+            </w:r>
+          </w:p>
+        </w:tc>
+        <w:tc>
+          <w:tcPr>
+            <w:tcW w:type="dxa" w:w="1134"/>
+          </w:tcPr>
+          <w:p>
+            <w:pPr>
+              <w:spacing w:line="240" w:lineRule="auto" w:after="0"/>
+            </w:pPr>
+            <w:r/>
+            <w:r>
+              <w:rPr>
+                <w:sz w:val="18"/>
+              </w:rPr>
+              <w:t>0.665</w:t>
+            </w:r>
+          </w:p>
+        </w:tc>
+        <w:tc>
+          <w:tcPr>
+            <w:tcW w:type="dxa" w:w="1134"/>
+          </w:tcPr>
+          <w:p>
+            <w:pPr>
+              <w:spacing w:line="240" w:lineRule="auto" w:after="0"/>
+            </w:pPr>
+            <w:r/>
+            <w:r>
+              <w:rPr>
+                <w:sz w:val="18"/>
+              </w:rPr>
+              <w:t>0.596</w:t>
+            </w:r>
+          </w:p>
+        </w:tc>
+      </w:tr>
+      <w:tr>
+        <w:tc>
+          <w:tcPr>
+            <w:tcW w:type="dxa" w:w="1134"/>
+          </w:tcPr>
+          <w:p>
+            <w:pPr>
+              <w:spacing w:line="240" w:lineRule="auto" w:after="0"/>
+            </w:pPr>
+            <w:r/>
+            <w:r>
+              <w:rPr>
+                <w:sz w:val="18"/>
+              </w:rPr>
+              <w:t>GHS06</w:t>
+            </w:r>
+          </w:p>
+        </w:tc>
+        <w:tc>
+          <w:tcPr>
+            <w:tcW w:type="dxa" w:w="1134"/>
+          </w:tcPr>
+          <w:p>
+            <w:pPr>
+              <w:spacing w:line="240" w:lineRule="auto" w:after="0"/>
+            </w:pPr>
+            <w:r/>
+            <w:r>
+              <w:rPr>
+                <w:sz w:val="18"/>
+              </w:rPr>
+              <w:t>Acute toxicity</w:t>
+            </w:r>
+          </w:p>
+        </w:tc>
+        <w:tc>
+          <w:tcPr>
+            <w:tcW w:type="dxa" w:w="1134"/>
+          </w:tcPr>
+          <w:p>
+            <w:pPr>
+              <w:spacing w:line="240" w:lineRule="auto" w:after="0"/>
+            </w:pPr>
+            <w:r/>
+            <w:r>
+              <w:rPr>
+                <w:sz w:val="18"/>
+              </w:rPr>
+              <w:t>1,520</w:t>
+            </w:r>
+          </w:p>
+        </w:tc>
+        <w:tc>
+          <w:tcPr>
+            <w:tcW w:type="dxa" w:w="1134"/>
+          </w:tcPr>
+          <w:p>
+            <w:pPr>
+              <w:spacing w:line="240" w:lineRule="auto" w:after="0"/>
+            </w:pPr>
+            <w:r/>
+            <w:r>
+              <w:rPr>
+                <w:sz w:val="18"/>
+              </w:rPr>
+              <w:t>0.8296</w:t>
+            </w:r>
+          </w:p>
+        </w:tc>
+        <w:tc>
+          <w:tcPr>
+            <w:tcW w:type="dxa" w:w="1134"/>
+          </w:tcPr>
+          <w:p>
+            <w:pPr>
+              <w:spacing w:line="240" w:lineRule="auto" w:after="0"/>
+            </w:pPr>
+            <w:r/>
+            <w:r>
+              <w:rPr>
+                <w:sz w:val="18"/>
+              </w:rPr>
+              <w:t>[0.818, 0.840]</w:t>
+            </w:r>
+          </w:p>
+        </w:tc>
+        <w:tc>
+          <w:tcPr>
+            <w:tcW w:type="dxa" w:w="1134"/>
+          </w:tcPr>
+          <w:p>
+            <w:pPr>
+              <w:spacing w:line="240" w:lineRule="auto" w:after="0"/>
+            </w:pPr>
+            <w:r/>
+            <w:r>
+              <w:rPr>
+                <w:sz w:val="18"/>
+              </w:rPr>
+              <w:t>0.326</w:t>
+            </w:r>
+          </w:p>
+        </w:tc>
+        <w:tc>
+          <w:tcPr>
+            <w:tcW w:type="dxa" w:w="1134"/>
+          </w:tcPr>
+          <w:p>
+            <w:pPr>
+              <w:spacing w:line="240" w:lineRule="auto" w:after="0"/>
+            </w:pPr>
+            <w:r/>
+            <w:r>
+              <w:rPr>
+                <w:sz w:val="18"/>
+              </w:rPr>
+              <w:t>0.361</w:t>
+            </w:r>
+          </w:p>
+        </w:tc>
+        <w:tc>
+          <w:tcPr>
+            <w:tcW w:type="dxa" w:w="1134"/>
+          </w:tcPr>
+          <w:p>
+            <w:pPr>
+              <w:spacing w:line="240" w:lineRule="auto" w:after="0"/>
+            </w:pPr>
+            <w:r/>
+            <w:r>
+              <w:rPr>
+                <w:sz w:val="18"/>
+              </w:rPr>
+              <w:t>0.316</w:t>
+            </w:r>
+          </w:p>
+        </w:tc>
+      </w:tr>
+      <w:tr>
+        <w:tc>
+          <w:tcPr>
+            <w:tcW w:type="dxa" w:w="1134"/>
+          </w:tcPr>
+          <w:p>
+            <w:pPr>
+              <w:spacing w:line="240" w:lineRule="auto" w:after="0"/>
+            </w:pPr>
+            <w:r/>
+            <w:r>
+              <w:rPr>
+                <w:sz w:val="18"/>
+              </w:rPr>
+              <w:t>GHS07</w:t>
+            </w:r>
+          </w:p>
+        </w:tc>
+        <w:tc>
+          <w:tcPr>
+            <w:tcW w:type="dxa" w:w="1134"/>
+          </w:tcPr>
+          <w:p>
+            <w:pPr>
+              <w:spacing w:line="240" w:lineRule="auto" w:after="0"/>
+            </w:pPr>
+            <w:r/>
+            <w:r>
+              <w:rPr>
+                <w:sz w:val="18"/>
+              </w:rPr>
+              <w:t>Irritant / harmful</w:t>
+            </w:r>
+          </w:p>
+        </w:tc>
+        <w:tc>
+          <w:tcPr>
+            <w:tcW w:type="dxa" w:w="1134"/>
+          </w:tcPr>
+          <w:p>
+            <w:pPr>
+              <w:spacing w:line="240" w:lineRule="auto" w:after="0"/>
+            </w:pPr>
+            <w:r/>
+            <w:r>
+              <w:rPr>
+                <w:sz w:val="18"/>
+              </w:rPr>
+              <w:t>21,967</w:t>
+            </w:r>
+          </w:p>
+        </w:tc>
+        <w:tc>
+          <w:tcPr>
+            <w:tcW w:type="dxa" w:w="1134"/>
+          </w:tcPr>
+          <w:p>
+            <w:pPr>
+              <w:spacing w:line="240" w:lineRule="auto" w:after="0"/>
+            </w:pPr>
+            <w:r/>
+            <w:r>
+              <w:rPr>
+                <w:sz w:val="18"/>
+              </w:rPr>
+              <w:t>0.8336</w:t>
+            </w:r>
+          </w:p>
+        </w:tc>
+        <w:tc>
+          <w:tcPr>
+            <w:tcW w:type="dxa" w:w="1134"/>
+          </w:tcPr>
+          <w:p>
+            <w:pPr>
+              <w:spacing w:line="240" w:lineRule="auto" w:after="0"/>
+            </w:pPr>
+            <w:r/>
+            <w:r>
+              <w:rPr>
+                <w:sz w:val="18"/>
+              </w:rPr>
+              <w:t>[0.826, 0.841]</w:t>
+            </w:r>
+          </w:p>
+        </w:tc>
+        <w:tc>
+          <w:tcPr>
+            <w:tcW w:type="dxa" w:w="1134"/>
+          </w:tcPr>
+          <w:p>
+            <w:pPr>
+              <w:spacing w:line="240" w:lineRule="auto" w:after="0"/>
+            </w:pPr>
+            <w:r/>
+            <w:r>
+              <w:rPr>
+                <w:sz w:val="18"/>
+              </w:rPr>
+              <w:t>0.977</w:t>
+            </w:r>
+          </w:p>
+        </w:tc>
+        <w:tc>
+          <w:tcPr>
+            <w:tcW w:type="dxa" w:w="1134"/>
+          </w:tcPr>
+          <w:p>
+            <w:pPr>
+              <w:spacing w:line="240" w:lineRule="auto" w:after="0"/>
+            </w:pPr>
+            <w:r/>
+            <w:r>
+              <w:rPr>
+                <w:sz w:val="18"/>
+              </w:rPr>
+              <w:t>0.950</w:t>
+            </w:r>
+          </w:p>
+        </w:tc>
+        <w:tc>
+          <w:tcPr>
+            <w:tcW w:type="dxa" w:w="1134"/>
+          </w:tcPr>
+          <w:p>
+            <w:pPr>
+              <w:spacing w:line="240" w:lineRule="auto" w:after="0"/>
+            </w:pPr>
+            <w:r/>
+            <w:r>
+              <w:rPr>
+                <w:sz w:val="18"/>
+              </w:rPr>
+              <w:t>0.202</w:t>
+            </w:r>
+          </w:p>
+        </w:tc>
+      </w:tr>
+      <w:tr>
+        <w:tc>
+          <w:tcPr>
+            <w:tcW w:type="dxa" w:w="1134"/>
+          </w:tcPr>
+          <w:p>
+            <w:pPr>
+              <w:spacing w:line="240" w:lineRule="auto" w:after="0"/>
+            </w:pPr>
+            <w:r/>
+            <w:r>
+              <w:rPr>
+                <w:sz w:val="18"/>
+              </w:rPr>
+              <w:t>GHS08</w:t>
+            </w:r>
+          </w:p>
+        </w:tc>
+        <w:tc>
+          <w:tcPr>
+            <w:tcW w:type="dxa" w:w="1134"/>
+          </w:tcPr>
+          <w:p>
+            <w:pPr>
+              <w:spacing w:line="240" w:lineRule="auto" w:after="0"/>
+            </w:pPr>
+            <w:r/>
+            <w:r>
+              <w:rPr>
+                <w:sz w:val="18"/>
+              </w:rPr>
+              <w:t>Serious health hazard</w:t>
+            </w:r>
+          </w:p>
+        </w:tc>
+        <w:tc>
+          <w:tcPr>
+            <w:tcW w:type="dxa" w:w="1134"/>
+          </w:tcPr>
+          <w:p>
+            <w:pPr>
+              <w:spacing w:line="240" w:lineRule="auto" w:after="0"/>
+            </w:pPr>
+            <w:r/>
+            <w:r>
+              <w:rPr>
+                <w:sz w:val="18"/>
+              </w:rPr>
+              <w:t>1,360</w:t>
+            </w:r>
+          </w:p>
+        </w:tc>
+        <w:tc>
+          <w:tcPr>
+            <w:tcW w:type="dxa" w:w="1134"/>
+          </w:tcPr>
+          <w:p>
+            <w:pPr>
+              <w:spacing w:line="240" w:lineRule="auto" w:after="0"/>
+            </w:pPr>
+            <w:r/>
+            <w:r>
+              <w:rPr>
+                <w:sz w:val="18"/>
+              </w:rPr>
+              <w:t>0.9004</w:t>
+            </w:r>
+          </w:p>
+        </w:tc>
+        <w:tc>
+          <w:tcPr>
+            <w:tcW w:type="dxa" w:w="1134"/>
+          </w:tcPr>
+          <w:p>
+            <w:pPr>
+              <w:spacing w:line="240" w:lineRule="auto" w:after="0"/>
+            </w:pPr>
+            <w:r/>
+            <w:r>
+              <w:rPr>
+                <w:sz w:val="18"/>
+              </w:rPr>
+              <w:t>[0.893, 0.908]</w:t>
+            </w:r>
+          </w:p>
+        </w:tc>
+        <w:tc>
+          <w:tcPr>
+            <w:tcW w:type="dxa" w:w="1134"/>
+          </w:tcPr>
+          <w:p>
+            <w:pPr>
+              <w:spacing w:line="240" w:lineRule="auto" w:after="0"/>
+            </w:pPr>
+            <w:r/>
+            <w:r>
+              <w:rPr>
+                <w:sz w:val="18"/>
+              </w:rPr>
+              <w:t>0.452</w:t>
+            </w:r>
+          </w:p>
+        </w:tc>
+        <w:tc>
+          <w:tcPr>
+            <w:tcW w:type="dxa" w:w="1134"/>
+          </w:tcPr>
+          <w:p>
+            <w:pPr>
+              <w:spacing w:line="240" w:lineRule="auto" w:after="0"/>
+            </w:pPr>
+            <w:r/>
+            <w:r>
+              <w:rPr>
+                <w:sz w:val="18"/>
+              </w:rPr>
+              <w:t>0.467</w:t>
+            </w:r>
+          </w:p>
+        </w:tc>
+        <w:tc>
+          <w:tcPr>
+            <w:tcW w:type="dxa" w:w="1134"/>
+          </w:tcPr>
+          <w:p>
+            <w:pPr>
+              <w:spacing w:line="240" w:lineRule="auto" w:after="0"/>
+            </w:pPr>
+            <w:r/>
+            <w:r>
+              <w:rPr>
+                <w:sz w:val="18"/>
+              </w:rPr>
+              <w:t>0.434</w:t>
+            </w:r>
+          </w:p>
+        </w:tc>
+      </w:tr>
+      <w:tr>
+        <w:tc>
+          <w:tcPr>
+            <w:tcW w:type="dxa" w:w="1134"/>
+          </w:tcPr>
+          <w:p>
+            <w:pPr>
+              <w:spacing w:line="240" w:lineRule="auto" w:after="0"/>
+            </w:pPr>
+            <w:r/>
+            <w:r>
+              <w:rPr>
+                <w:sz w:val="18"/>
+              </w:rPr>
+              <w:t>GHS09</w:t>
+            </w:r>
+          </w:p>
+        </w:tc>
+        <w:tc>
+          <w:tcPr>
+            <w:tcW w:type="dxa" w:w="1134"/>
+          </w:tcPr>
+          <w:p>
+            <w:pPr>
+              <w:spacing w:line="240" w:lineRule="auto" w:after="0"/>
+            </w:pPr>
+            <w:r/>
+            <w:r>
+              <w:rPr>
+                <w:sz w:val="18"/>
+              </w:rPr>
+              <w:t>Environmental hazard</w:t>
+            </w:r>
+          </w:p>
+        </w:tc>
+        <w:tc>
+          <w:tcPr>
+            <w:tcW w:type="dxa" w:w="1134"/>
+          </w:tcPr>
+          <w:p>
+            <w:pPr>
+              <w:spacing w:line="240" w:lineRule="auto" w:after="0"/>
+            </w:pPr>
+            <w:r/>
+            <w:r>
+              <w:rPr>
+                <w:sz w:val="18"/>
+              </w:rPr>
+              <w:t>1,773</w:t>
+            </w:r>
+          </w:p>
+        </w:tc>
+        <w:tc>
+          <w:tcPr>
+            <w:tcW w:type="dxa" w:w="1134"/>
+          </w:tcPr>
+          <w:p>
+            <w:pPr>
+              <w:spacing w:line="240" w:lineRule="auto" w:after="0"/>
+            </w:pPr>
+            <w:r/>
+            <w:r>
+              <w:rPr>
+                <w:sz w:val="18"/>
+              </w:rPr>
+              <w:t>0.8969</w:t>
+            </w:r>
+          </w:p>
+        </w:tc>
+        <w:tc>
+          <w:tcPr>
+            <w:tcW w:type="dxa" w:w="1134"/>
+          </w:tcPr>
+          <w:p>
+            <w:pPr>
+              <w:spacing w:line="240" w:lineRule="auto" w:after="0"/>
+            </w:pPr>
+            <w:r/>
+            <w:r>
+              <w:rPr>
+                <w:sz w:val="18"/>
+              </w:rPr>
+              <w:t>[0.890, 0.903]</w:t>
+            </w:r>
+          </w:p>
+        </w:tc>
+        <w:tc>
+          <w:tcPr>
+            <w:tcW w:type="dxa" w:w="1134"/>
+          </w:tcPr>
+          <w:p>
+            <w:pPr>
+              <w:spacing w:line="240" w:lineRule="auto" w:after="0"/>
+            </w:pPr>
+            <w:r/>
+            <w:r>
+              <w:rPr>
+                <w:sz w:val="18"/>
+              </w:rPr>
+              <w:t>0.459</w:t>
+            </w:r>
+          </w:p>
+        </w:tc>
+        <w:tc>
+          <w:tcPr>
+            <w:tcW w:type="dxa" w:w="1134"/>
+          </w:tcPr>
+          <w:p>
+            <w:pPr>
+              <w:spacing w:line="240" w:lineRule="auto" w:after="0"/>
+            </w:pPr>
+            <w:r/>
+            <w:r>
+              <w:rPr>
+                <w:sz w:val="18"/>
+              </w:rPr>
+              <w:t>0.474</w:t>
+            </w:r>
+          </w:p>
+        </w:tc>
+        <w:tc>
+          <w:tcPr>
+            <w:tcW w:type="dxa" w:w="1134"/>
+          </w:tcPr>
+          <w:p>
+            <w:pPr>
+              <w:spacing w:line="240" w:lineRule="auto" w:after="0"/>
+            </w:pPr>
+            <w:r/>
+            <w:r>
+              <w:rPr>
+                <w:sz w:val="18"/>
+              </w:rPr>
+              <w:t>0.431</w:t>
+            </w:r>
+          </w:p>
+        </w:tc>
+      </w:tr>
+    </w:tbl>
+    <w:p>
+      <w:pPr>
+        <w:spacing w:after="120" w:line="240" w:lineRule="auto"/>
+      </w:pPr>
+    </w:p>
+    <w:p>
+      <w:r>
+        <w:t>The irritant class in Table 1 requires a caveat that the general rule in Section 2.9 does not cover. Its F1 of 0.950 is not evidence of a good classifier: 90 per cent of the test compounds carry that pictogram, so a model predicting the class for every compound would score an F1 near 0.95. The Matthews correlation coefficient of 0.202 is the honest figure, and the two should be read together for this class. The rule stated in Section 2.9 - that the Matthews coefficient is primary for classes with fewer than 500 positive examples - does not apply here, since irritant has 21,967; the reason is prevalence rather than rarity, and it is the only class in which the two metrics disagree this sharply.</w:t>
       </w:r>
     </w:p>
     <w:p>
@@ -499,21 +1930,227 @@
     </w:p>
     <w:p>
       <w:r>
-        <w:t>Models were trained on nested subsets of the training partition and evaluated on the same fixed test partition with identical hyperparameters, so that training-set size was the only quantity varying.</w:t>
+        <w:t>Models were trained on nested subsets of the training partition and evaluated on the same fixed test partition with identical hyperparameters, so that training-set size was the only quantity varying (Table 2).</w:t>
       </w:r>
     </w:p>
     <w:p>
       <w:pPr>
-        <w:ind w:left="567"/>
+        <w:keepNext/>
+        <w:spacing w:line="240" w:lineRule="auto" w:before="200" w:after="80"/>
       </w:pPr>
       <w:r>
-        <w:t>n_train mean AUC</w:t>
+        <w:rPr>
+          <w:b/>
+          <w:sz w:val="20"/>
+        </w:rPr>
+        <w:t xml:space="preserve">Table 2. </w:t>
+      </w:r>
+      <w:r>
+        <w:rPr>
+          <w:sz w:val="20"/>
+        </w:rPr>
+        <w:t>Effect of training-set size on mean AUC-ROC across the nine hazard classes, with the test partition, hyperparameters and feature set held fixed. Each training subset is a superset of the smaller ones, so the comparison reflects quantity rather than which compounds were drawn.</w:t>
       </w:r>
     </w:p>
+    <w:tbl>
+      <w:tblPr>
+        <w:tblStyle w:val="TableGrid"/>
+        <w:tblW w:type="auto" w:w="0"/>
+        <w:jc w:val="center"/>
+        <w:tblLayout w:type="autofit"/>
+        <w:tblLook w:firstColumn="1" w:firstRow="1" w:lastColumn="0" w:lastRow="0" w:noHBand="0" w:noVBand="1" w:val="04A0"/>
+      </w:tblPr>
+      <w:tblGrid>
+        <w:gridCol w:w="4536"/>
+        <w:gridCol w:w="4536"/>
+      </w:tblGrid>
+      <w:tr>
+        <w:tc>
+          <w:tcPr>
+            <w:tcW w:type="dxa" w:w="4536"/>
+          </w:tcPr>
+          <w:p>
+            <w:pPr>
+              <w:spacing w:line="240" w:lineRule="auto" w:after="0"/>
+            </w:pPr>
+            <w:r/>
+            <w:r>
+              <w:rPr>
+                <w:b/>
+                <w:sz w:val="18"/>
+              </w:rPr>
+              <w:t>n_train</w:t>
+            </w:r>
+          </w:p>
+        </w:tc>
+        <w:tc>
+          <w:tcPr>
+            <w:tcW w:type="dxa" w:w="4536"/>
+          </w:tcPr>
+          <w:p>
+            <w:pPr>
+              <w:spacing w:line="240" w:lineRule="auto" w:after="0"/>
+            </w:pPr>
+            <w:r/>
+            <w:r>
+              <w:rPr>
+                <w:b/>
+                <w:sz w:val="18"/>
+              </w:rPr>
+              <w:t>mean AUC</w:t>
+            </w:r>
+          </w:p>
+        </w:tc>
+      </w:tr>
+      <w:tr>
+        <w:tc>
+          <w:tcPr>
+            <w:tcW w:type="dxa" w:w="4536"/>
+          </w:tcPr>
+          <w:p>
+            <w:pPr>
+              <w:spacing w:line="240" w:lineRule="auto" w:after="0"/>
+            </w:pPr>
+            <w:r/>
+            <w:r>
+              <w:rPr>
+                <w:sz w:val="18"/>
+              </w:rPr>
+              <w:t>32,000</w:t>
+            </w:r>
+          </w:p>
+        </w:tc>
+        <w:tc>
+          <w:tcPr>
+            <w:tcW w:type="dxa" w:w="4536"/>
+          </w:tcPr>
+          <w:p>
+            <w:pPr>
+              <w:spacing w:line="240" w:lineRule="auto" w:after="0"/>
+            </w:pPr>
+            <w:r/>
+            <w:r>
+              <w:rPr>
+                <w:sz w:val="18"/>
+              </w:rPr>
+              <w:t>0.8187</w:t>
+            </w:r>
+          </w:p>
+        </w:tc>
+      </w:tr>
+      <w:tr>
+        <w:tc>
+          <w:tcPr>
+            <w:tcW w:type="dxa" w:w="4536"/>
+          </w:tcPr>
+          <w:p>
+            <w:pPr>
+              <w:spacing w:line="240" w:lineRule="auto" w:after="0"/>
+            </w:pPr>
+            <w:r/>
+            <w:r>
+              <w:rPr>
+                <w:sz w:val="18"/>
+              </w:rPr>
+              <w:t>64,000</w:t>
+            </w:r>
+          </w:p>
+        </w:tc>
+        <w:tc>
+          <w:tcPr>
+            <w:tcW w:type="dxa" w:w="4536"/>
+          </w:tcPr>
+          <w:p>
+            <w:pPr>
+              <w:spacing w:line="240" w:lineRule="auto" w:after="0"/>
+            </w:pPr>
+            <w:r/>
+            <w:r>
+              <w:rPr>
+                <w:sz w:val="18"/>
+              </w:rPr>
+              <w:t>0.8469</w:t>
+            </w:r>
+          </w:p>
+        </w:tc>
+      </w:tr>
+      <w:tr>
+        <w:tc>
+          <w:tcPr>
+            <w:tcW w:type="dxa" w:w="4536"/>
+          </w:tcPr>
+          <w:p>
+            <w:pPr>
+              <w:spacing w:line="240" w:lineRule="auto" w:after="0"/>
+            </w:pPr>
+            <w:r/>
+            <w:r>
+              <w:rPr>
+                <w:sz w:val="18"/>
+              </w:rPr>
+              <w:t>128,000</w:t>
+            </w:r>
+          </w:p>
+        </w:tc>
+        <w:tc>
+          <w:tcPr>
+            <w:tcW w:type="dxa" w:w="4536"/>
+          </w:tcPr>
+          <w:p>
+            <w:pPr>
+              <w:spacing w:line="240" w:lineRule="auto" w:after="0"/>
+            </w:pPr>
+            <w:r/>
+            <w:r>
+              <w:rPr>
+                <w:sz w:val="18"/>
+              </w:rPr>
+              <w:t>0.8633</w:t>
+            </w:r>
+          </w:p>
+        </w:tc>
+      </w:tr>
+      <w:tr>
+        <w:tc>
+          <w:tcPr>
+            <w:tcW w:type="dxa" w:w="4536"/>
+          </w:tcPr>
+          <w:p>
+            <w:pPr>
+              <w:spacing w:line="240" w:lineRule="auto" w:after="0"/>
+            </w:pPr>
+            <w:r/>
+            <w:r>
+              <w:rPr>
+                <w:sz w:val="18"/>
+              </w:rPr>
+              <w:t>194,658</w:t>
+            </w:r>
+          </w:p>
+        </w:tc>
+        <w:tc>
+          <w:tcPr>
+            <w:tcW w:type="dxa" w:w="4536"/>
+          </w:tcPr>
+          <w:p>
+            <w:pPr>
+              <w:spacing w:line="240" w:lineRule="auto" w:after="0"/>
+            </w:pPr>
+            <w:r/>
+            <w:r>
+              <w:rPr>
+                <w:sz w:val="18"/>
+              </w:rPr>
+              <w:t>0.8738</w:t>
+            </w:r>
+          </w:p>
+        </w:tc>
+      </w:tr>
+    </w:tbl>
     <w:p>
-      <w:r>
-        <w:t>32,000 0.8187 64,000 0.8469 128,000 0.8633 194,658 0.8738</w:t>
-      </w:r>
+      <w:pPr>
+        <w:spacing w:after="120" w:line="240" w:lineRule="auto"/>
+      </w:pPr>
     </w:p>
     <w:p>
       <w:r>
@@ -535,13 +2172,751 @@
     </w:p>
     <w:p>
       <w:r>
-        <w:t>SHAP values were computed for 500 test compounds. Across all nine classes the most influential descriptors were LabuteASA, TPSA, Kappa2. The single most influential descriptor for each class, with the correlation between descriptor value and SHAP value (positive meaning that higher values push towards the hazard):</w:t>
+        <w:t>SHAP values were computed for 500 test compounds. Across all nine classes the most influential descriptors were LabuteASA, TPSA, Kappa2. The single most influential descriptor for each class, with the correlation between descriptor value and SHAP value (positive meaning that higher values push towards the hazard) is given in Table 3.</w:t>
       </w:r>
     </w:p>
     <w:p>
+      <w:pPr>
+        <w:keepNext/>
+        <w:spacing w:line="240" w:lineRule="auto" w:before="200" w:after="80"/>
+      </w:pPr>
       <w:r>
-        <w:t>Code Descriptor r Measures GHS01 MACCS_70 +0.834 MACCS substructure key 70: matches SMARTS pa GHS02 BertzCT -0.493 structural complexity GHS03 Chi3n -0.157 third-order connectivity index GHS04 Kappa2 -0.080 second-order shape index - how linear or sta GHS05 BertzCT -0.610 structural complexity GHS06 ExactMolWt +0.547 monoisotopic molecular mass GHS07 Chi1 -0.647 first-order connectivity index - bond-level GHS08 Chi4n +0.484 fourth-order connectivity index GHS09 MolLogP +0.450 lipophilicity - how strongly the compound pr</w:t>
+        <w:rPr>
+          <w:b/>
+          <w:sz w:val="20"/>
+        </w:rPr>
+        <w:t xml:space="preserve">Table 3. </w:t>
       </w:r>
+      <w:r>
+        <w:rPr>
+          <w:sz w:val="20"/>
+        </w:rPr>
+        <w:t>The most influential descriptor for each hazard class, ranked by mean absolute SHAP value, with the correlation r between descriptor value and SHAP value. A positive r means that higher values of the descriptor push the prediction towards the hazard. The complete ranking of twenty descriptors per class is in Supporting Information Table S4.</w:t>
+      </w:r>
+    </w:p>
+    <w:tbl>
+      <w:tblPr>
+        <w:tblStyle w:val="TableGrid"/>
+        <w:tblW w:type="auto" w:w="0"/>
+        <w:jc w:val="center"/>
+        <w:tblLayout w:type="autofit"/>
+        <w:tblLook w:firstColumn="1" w:firstRow="1" w:lastColumn="0" w:lastRow="0" w:noHBand="0" w:noVBand="1" w:val="04A0"/>
+      </w:tblPr>
+      <w:tblGrid>
+        <w:gridCol w:w="2268"/>
+        <w:gridCol w:w="2268"/>
+        <w:gridCol w:w="2268"/>
+        <w:gridCol w:w="2268"/>
+      </w:tblGrid>
+      <w:tr>
+        <w:tc>
+          <w:tcPr>
+            <w:tcW w:type="dxa" w:w="2268"/>
+          </w:tcPr>
+          <w:p>
+            <w:pPr>
+              <w:spacing w:line="240" w:lineRule="auto" w:after="0"/>
+            </w:pPr>
+            <w:r/>
+            <w:r>
+              <w:rPr>
+                <w:b/>
+                <w:sz w:val="18"/>
+              </w:rPr>
+              <w:t>Code</w:t>
+            </w:r>
+          </w:p>
+        </w:tc>
+        <w:tc>
+          <w:tcPr>
+            <w:tcW w:type="dxa" w:w="2268"/>
+          </w:tcPr>
+          <w:p>
+            <w:pPr>
+              <w:spacing w:line="240" w:lineRule="auto" w:after="0"/>
+            </w:pPr>
+            <w:r/>
+            <w:r>
+              <w:rPr>
+                <w:b/>
+                <w:sz w:val="18"/>
+              </w:rPr>
+              <w:t>Descriptor</w:t>
+            </w:r>
+          </w:p>
+        </w:tc>
+        <w:tc>
+          <w:tcPr>
+            <w:tcW w:type="dxa" w:w="2268"/>
+          </w:tcPr>
+          <w:p>
+            <w:pPr>
+              <w:spacing w:line="240" w:lineRule="auto" w:after="0"/>
+            </w:pPr>
+            <w:r/>
+            <w:r>
+              <w:rPr>
+                <w:b/>
+                <w:sz w:val="18"/>
+              </w:rPr>
+              <w:t>r</w:t>
+            </w:r>
+          </w:p>
+        </w:tc>
+        <w:tc>
+          <w:tcPr>
+            <w:tcW w:type="dxa" w:w="2268"/>
+          </w:tcPr>
+          <w:p>
+            <w:pPr>
+              <w:spacing w:line="240" w:lineRule="auto" w:after="0"/>
+            </w:pPr>
+            <w:r/>
+            <w:r>
+              <w:rPr>
+                <w:b/>
+                <w:sz w:val="18"/>
+              </w:rPr>
+              <w:t>Measures</w:t>
+            </w:r>
+          </w:p>
+        </w:tc>
+      </w:tr>
+      <w:tr>
+        <w:tc>
+          <w:tcPr>
+            <w:tcW w:type="dxa" w:w="2268"/>
+          </w:tcPr>
+          <w:p>
+            <w:pPr>
+              <w:spacing w:line="240" w:lineRule="auto" w:after="0"/>
+            </w:pPr>
+            <w:r/>
+            <w:r>
+              <w:rPr>
+                <w:sz w:val="18"/>
+              </w:rPr>
+              <w:t>GHS01</w:t>
+            </w:r>
+          </w:p>
+        </w:tc>
+        <w:tc>
+          <w:tcPr>
+            <w:tcW w:type="dxa" w:w="2268"/>
+          </w:tcPr>
+          <w:p>
+            <w:pPr>
+              <w:spacing w:line="240" w:lineRule="auto" w:after="0"/>
+            </w:pPr>
+            <w:r/>
+            <w:r>
+              <w:rPr>
+                <w:sz w:val="18"/>
+              </w:rPr>
+              <w:t>MACCS_70</w:t>
+            </w:r>
+          </w:p>
+        </w:tc>
+        <w:tc>
+          <w:tcPr>
+            <w:tcW w:type="dxa" w:w="2268"/>
+          </w:tcPr>
+          <w:p>
+            <w:pPr>
+              <w:spacing w:line="240" w:lineRule="auto" w:after="0"/>
+            </w:pPr>
+            <w:r/>
+            <w:r>
+              <w:rPr>
+                <w:sz w:val="18"/>
+              </w:rPr>
+              <w:t>+0.834</w:t>
+            </w:r>
+          </w:p>
+        </w:tc>
+        <w:tc>
+          <w:tcPr>
+            <w:tcW w:type="dxa" w:w="2268"/>
+          </w:tcPr>
+          <w:p>
+            <w:pPr>
+              <w:spacing w:line="240" w:lineRule="auto" w:after="0"/>
+            </w:pPr>
+            <w:r/>
+            <w:r>
+              <w:rPr>
+                <w:sz w:val="18"/>
+              </w:rPr>
+              <w:t>MACCS substructure key 70: matches SMARTS pattern [!#6;!#1]~[#7]~[!#6;!#1]</w:t>
+            </w:r>
+          </w:p>
+        </w:tc>
+      </w:tr>
+      <w:tr>
+        <w:tc>
+          <w:tcPr>
+            <w:tcW w:type="dxa" w:w="2268"/>
+          </w:tcPr>
+          <w:p>
+            <w:pPr>
+              <w:spacing w:line="240" w:lineRule="auto" w:after="0"/>
+            </w:pPr>
+            <w:r/>
+            <w:r>
+              <w:rPr>
+                <w:sz w:val="18"/>
+              </w:rPr>
+              <w:t>GHS02</w:t>
+            </w:r>
+          </w:p>
+        </w:tc>
+        <w:tc>
+          <w:tcPr>
+            <w:tcW w:type="dxa" w:w="2268"/>
+          </w:tcPr>
+          <w:p>
+            <w:pPr>
+              <w:spacing w:line="240" w:lineRule="auto" w:after="0"/>
+            </w:pPr>
+            <w:r/>
+            <w:r>
+              <w:rPr>
+                <w:sz w:val="18"/>
+              </w:rPr>
+              <w:t>BertzCT</w:t>
+            </w:r>
+          </w:p>
+        </w:tc>
+        <w:tc>
+          <w:tcPr>
+            <w:tcW w:type="dxa" w:w="2268"/>
+          </w:tcPr>
+          <w:p>
+            <w:pPr>
+              <w:spacing w:line="240" w:lineRule="auto" w:after="0"/>
+            </w:pPr>
+            <w:r/>
+            <w:r>
+              <w:rPr>
+                <w:sz w:val="18"/>
+              </w:rPr>
+              <w:t>-0.493</w:t>
+            </w:r>
+          </w:p>
+        </w:tc>
+        <w:tc>
+          <w:tcPr>
+            <w:tcW w:type="dxa" w:w="2268"/>
+          </w:tcPr>
+          <w:p>
+            <w:pPr>
+              <w:spacing w:line="240" w:lineRule="auto" w:after="0"/>
+            </w:pPr>
+            <w:r/>
+            <w:r>
+              <w:rPr>
+                <w:sz w:val="18"/>
+              </w:rPr>
+              <w:t>structural complexity</w:t>
+            </w:r>
+          </w:p>
+        </w:tc>
+      </w:tr>
+      <w:tr>
+        <w:tc>
+          <w:tcPr>
+            <w:tcW w:type="dxa" w:w="2268"/>
+          </w:tcPr>
+          <w:p>
+            <w:pPr>
+              <w:spacing w:line="240" w:lineRule="auto" w:after="0"/>
+            </w:pPr>
+            <w:r/>
+            <w:r>
+              <w:rPr>
+                <w:sz w:val="18"/>
+              </w:rPr>
+              <w:t>GHS03</w:t>
+            </w:r>
+          </w:p>
+        </w:tc>
+        <w:tc>
+          <w:tcPr>
+            <w:tcW w:type="dxa" w:w="2268"/>
+          </w:tcPr>
+          <w:p>
+            <w:pPr>
+              <w:spacing w:line="240" w:lineRule="auto" w:after="0"/>
+            </w:pPr>
+            <w:r/>
+            <w:r>
+              <w:rPr>
+                <w:sz w:val="18"/>
+              </w:rPr>
+              <w:t>Chi3n</w:t>
+            </w:r>
+          </w:p>
+        </w:tc>
+        <w:tc>
+          <w:tcPr>
+            <w:tcW w:type="dxa" w:w="2268"/>
+          </w:tcPr>
+          <w:p>
+            <w:pPr>
+              <w:spacing w:line="240" w:lineRule="auto" w:after="0"/>
+            </w:pPr>
+            <w:r/>
+            <w:r>
+              <w:rPr>
+                <w:sz w:val="18"/>
+              </w:rPr>
+              <w:t>-0.157</w:t>
+            </w:r>
+          </w:p>
+        </w:tc>
+        <w:tc>
+          <w:tcPr>
+            <w:tcW w:type="dxa" w:w="2268"/>
+          </w:tcPr>
+          <w:p>
+            <w:pPr>
+              <w:spacing w:line="240" w:lineRule="auto" w:after="0"/>
+            </w:pPr>
+            <w:r/>
+            <w:r>
+              <w:rPr>
+                <w:sz w:val="18"/>
+              </w:rPr>
+              <w:t>third-order connectivity index</w:t>
+            </w:r>
+          </w:p>
+        </w:tc>
+      </w:tr>
+      <w:tr>
+        <w:tc>
+          <w:tcPr>
+            <w:tcW w:type="dxa" w:w="2268"/>
+          </w:tcPr>
+          <w:p>
+            <w:pPr>
+              <w:spacing w:line="240" w:lineRule="auto" w:after="0"/>
+            </w:pPr>
+            <w:r/>
+            <w:r>
+              <w:rPr>
+                <w:sz w:val="18"/>
+              </w:rPr>
+              <w:t>GHS04</w:t>
+            </w:r>
+          </w:p>
+        </w:tc>
+        <w:tc>
+          <w:tcPr>
+            <w:tcW w:type="dxa" w:w="2268"/>
+          </w:tcPr>
+          <w:p>
+            <w:pPr>
+              <w:spacing w:line="240" w:lineRule="auto" w:after="0"/>
+            </w:pPr>
+            <w:r/>
+            <w:r>
+              <w:rPr>
+                <w:sz w:val="18"/>
+              </w:rPr>
+              <w:t>Kappa2</w:t>
+            </w:r>
+          </w:p>
+        </w:tc>
+        <w:tc>
+          <w:tcPr>
+            <w:tcW w:type="dxa" w:w="2268"/>
+          </w:tcPr>
+          <w:p>
+            <w:pPr>
+              <w:spacing w:line="240" w:lineRule="auto" w:after="0"/>
+            </w:pPr>
+            <w:r/>
+            <w:r>
+              <w:rPr>
+                <w:sz w:val="18"/>
+              </w:rPr>
+              <w:t>-0.080</w:t>
+            </w:r>
+          </w:p>
+        </w:tc>
+        <w:tc>
+          <w:tcPr>
+            <w:tcW w:type="dxa" w:w="2268"/>
+          </w:tcPr>
+          <w:p>
+            <w:pPr>
+              <w:spacing w:line="240" w:lineRule="auto" w:after="0"/>
+            </w:pPr>
+            <w:r/>
+            <w:r>
+              <w:rPr>
+                <w:sz w:val="18"/>
+              </w:rPr>
+              <w:t>second-order shape index - how linear or star-like the skeleton is</w:t>
+            </w:r>
+          </w:p>
+        </w:tc>
+      </w:tr>
+      <w:tr>
+        <w:tc>
+          <w:tcPr>
+            <w:tcW w:type="dxa" w:w="2268"/>
+          </w:tcPr>
+          <w:p>
+            <w:pPr>
+              <w:spacing w:line="240" w:lineRule="auto" w:after="0"/>
+            </w:pPr>
+            <w:r/>
+            <w:r>
+              <w:rPr>
+                <w:sz w:val="18"/>
+              </w:rPr>
+              <w:t>GHS05</w:t>
+            </w:r>
+          </w:p>
+        </w:tc>
+        <w:tc>
+          <w:tcPr>
+            <w:tcW w:type="dxa" w:w="2268"/>
+          </w:tcPr>
+          <w:p>
+            <w:pPr>
+              <w:spacing w:line="240" w:lineRule="auto" w:after="0"/>
+            </w:pPr>
+            <w:r/>
+            <w:r>
+              <w:rPr>
+                <w:sz w:val="18"/>
+              </w:rPr>
+              <w:t>BertzCT</w:t>
+            </w:r>
+          </w:p>
+        </w:tc>
+        <w:tc>
+          <w:tcPr>
+            <w:tcW w:type="dxa" w:w="2268"/>
+          </w:tcPr>
+          <w:p>
+            <w:pPr>
+              <w:spacing w:line="240" w:lineRule="auto" w:after="0"/>
+            </w:pPr>
+            <w:r/>
+            <w:r>
+              <w:rPr>
+                <w:sz w:val="18"/>
+              </w:rPr>
+              <w:t>-0.610</w:t>
+            </w:r>
+          </w:p>
+        </w:tc>
+        <w:tc>
+          <w:tcPr>
+            <w:tcW w:type="dxa" w:w="2268"/>
+          </w:tcPr>
+          <w:p>
+            <w:pPr>
+              <w:spacing w:line="240" w:lineRule="auto" w:after="0"/>
+            </w:pPr>
+            <w:r/>
+            <w:r>
+              <w:rPr>
+                <w:sz w:val="18"/>
+              </w:rPr>
+              <w:t>structural complexity</w:t>
+            </w:r>
+          </w:p>
+        </w:tc>
+      </w:tr>
+      <w:tr>
+        <w:tc>
+          <w:tcPr>
+            <w:tcW w:type="dxa" w:w="2268"/>
+          </w:tcPr>
+          <w:p>
+            <w:pPr>
+              <w:spacing w:line="240" w:lineRule="auto" w:after="0"/>
+            </w:pPr>
+            <w:r/>
+            <w:r>
+              <w:rPr>
+                <w:sz w:val="18"/>
+              </w:rPr>
+              <w:t>GHS06</w:t>
+            </w:r>
+          </w:p>
+        </w:tc>
+        <w:tc>
+          <w:tcPr>
+            <w:tcW w:type="dxa" w:w="2268"/>
+          </w:tcPr>
+          <w:p>
+            <w:pPr>
+              <w:spacing w:line="240" w:lineRule="auto" w:after="0"/>
+            </w:pPr>
+            <w:r/>
+            <w:r>
+              <w:rPr>
+                <w:sz w:val="18"/>
+              </w:rPr>
+              <w:t>ExactMolWt</w:t>
+            </w:r>
+          </w:p>
+        </w:tc>
+        <w:tc>
+          <w:tcPr>
+            <w:tcW w:type="dxa" w:w="2268"/>
+          </w:tcPr>
+          <w:p>
+            <w:pPr>
+              <w:spacing w:line="240" w:lineRule="auto" w:after="0"/>
+            </w:pPr>
+            <w:r/>
+            <w:r>
+              <w:rPr>
+                <w:sz w:val="18"/>
+              </w:rPr>
+              <w:t>+0.547</w:t>
+            </w:r>
+          </w:p>
+        </w:tc>
+        <w:tc>
+          <w:tcPr>
+            <w:tcW w:type="dxa" w:w="2268"/>
+          </w:tcPr>
+          <w:p>
+            <w:pPr>
+              <w:spacing w:line="240" w:lineRule="auto" w:after="0"/>
+            </w:pPr>
+            <w:r/>
+            <w:r>
+              <w:rPr>
+                <w:sz w:val="18"/>
+              </w:rPr>
+              <w:t>monoisotopic molecular mass</w:t>
+            </w:r>
+          </w:p>
+        </w:tc>
+      </w:tr>
+      <w:tr>
+        <w:tc>
+          <w:tcPr>
+            <w:tcW w:type="dxa" w:w="2268"/>
+          </w:tcPr>
+          <w:p>
+            <w:pPr>
+              <w:spacing w:line="240" w:lineRule="auto" w:after="0"/>
+            </w:pPr>
+            <w:r/>
+            <w:r>
+              <w:rPr>
+                <w:sz w:val="18"/>
+              </w:rPr>
+              <w:t>GHS07</w:t>
+            </w:r>
+          </w:p>
+        </w:tc>
+        <w:tc>
+          <w:tcPr>
+            <w:tcW w:type="dxa" w:w="2268"/>
+          </w:tcPr>
+          <w:p>
+            <w:pPr>
+              <w:spacing w:line="240" w:lineRule="auto" w:after="0"/>
+            </w:pPr>
+            <w:r/>
+            <w:r>
+              <w:rPr>
+                <w:sz w:val="18"/>
+              </w:rPr>
+              <w:t>Chi1</w:t>
+            </w:r>
+          </w:p>
+        </w:tc>
+        <w:tc>
+          <w:tcPr>
+            <w:tcW w:type="dxa" w:w="2268"/>
+          </w:tcPr>
+          <w:p>
+            <w:pPr>
+              <w:spacing w:line="240" w:lineRule="auto" w:after="0"/>
+            </w:pPr>
+            <w:r/>
+            <w:r>
+              <w:rPr>
+                <w:sz w:val="18"/>
+              </w:rPr>
+              <w:t>-0.647</w:t>
+            </w:r>
+          </w:p>
+        </w:tc>
+        <w:tc>
+          <w:tcPr>
+            <w:tcW w:type="dxa" w:w="2268"/>
+          </w:tcPr>
+          <w:p>
+            <w:pPr>
+              <w:spacing w:line="240" w:lineRule="auto" w:after="0"/>
+            </w:pPr>
+            <w:r/>
+            <w:r>
+              <w:rPr>
+                <w:sz w:val="18"/>
+              </w:rPr>
+              <w:t>first-order connectivity index - bond-level branching</w:t>
+            </w:r>
+          </w:p>
+        </w:tc>
+      </w:tr>
+      <w:tr>
+        <w:tc>
+          <w:tcPr>
+            <w:tcW w:type="dxa" w:w="2268"/>
+          </w:tcPr>
+          <w:p>
+            <w:pPr>
+              <w:spacing w:line="240" w:lineRule="auto" w:after="0"/>
+            </w:pPr>
+            <w:r/>
+            <w:r>
+              <w:rPr>
+                <w:sz w:val="18"/>
+              </w:rPr>
+              <w:t>GHS08</w:t>
+            </w:r>
+          </w:p>
+        </w:tc>
+        <w:tc>
+          <w:tcPr>
+            <w:tcW w:type="dxa" w:w="2268"/>
+          </w:tcPr>
+          <w:p>
+            <w:pPr>
+              <w:spacing w:line="240" w:lineRule="auto" w:after="0"/>
+            </w:pPr>
+            <w:r/>
+            <w:r>
+              <w:rPr>
+                <w:sz w:val="18"/>
+              </w:rPr>
+              <w:t>Chi4n</w:t>
+            </w:r>
+          </w:p>
+        </w:tc>
+        <w:tc>
+          <w:tcPr>
+            <w:tcW w:type="dxa" w:w="2268"/>
+          </w:tcPr>
+          <w:p>
+            <w:pPr>
+              <w:spacing w:line="240" w:lineRule="auto" w:after="0"/>
+            </w:pPr>
+            <w:r/>
+            <w:r>
+              <w:rPr>
+                <w:sz w:val="18"/>
+              </w:rPr>
+              <w:t>+0.484</w:t>
+            </w:r>
+          </w:p>
+        </w:tc>
+        <w:tc>
+          <w:tcPr>
+            <w:tcW w:type="dxa" w:w="2268"/>
+          </w:tcPr>
+          <w:p>
+            <w:pPr>
+              <w:spacing w:line="240" w:lineRule="auto" w:after="0"/>
+            </w:pPr>
+            <w:r/>
+            <w:r>
+              <w:rPr>
+                <w:sz w:val="18"/>
+              </w:rPr>
+              <w:t>fourth-order connectivity index</w:t>
+            </w:r>
+          </w:p>
+        </w:tc>
+      </w:tr>
+      <w:tr>
+        <w:tc>
+          <w:tcPr>
+            <w:tcW w:type="dxa" w:w="2268"/>
+          </w:tcPr>
+          <w:p>
+            <w:pPr>
+              <w:spacing w:line="240" w:lineRule="auto" w:after="0"/>
+            </w:pPr>
+            <w:r/>
+            <w:r>
+              <w:rPr>
+                <w:sz w:val="18"/>
+              </w:rPr>
+              <w:t>GHS09</w:t>
+            </w:r>
+          </w:p>
+        </w:tc>
+        <w:tc>
+          <w:tcPr>
+            <w:tcW w:type="dxa" w:w="2268"/>
+          </w:tcPr>
+          <w:p>
+            <w:pPr>
+              <w:spacing w:line="240" w:lineRule="auto" w:after="0"/>
+            </w:pPr>
+            <w:r/>
+            <w:r>
+              <w:rPr>
+                <w:sz w:val="18"/>
+              </w:rPr>
+              <w:t>MolLogP</w:t>
+            </w:r>
+          </w:p>
+        </w:tc>
+        <w:tc>
+          <w:tcPr>
+            <w:tcW w:type="dxa" w:w="2268"/>
+          </w:tcPr>
+          <w:p>
+            <w:pPr>
+              <w:spacing w:line="240" w:lineRule="auto" w:after="0"/>
+            </w:pPr>
+            <w:r/>
+            <w:r>
+              <w:rPr>
+                <w:sz w:val="18"/>
+              </w:rPr>
+              <w:t>+0.450</w:t>
+            </w:r>
+          </w:p>
+        </w:tc>
+        <w:tc>
+          <w:tcPr>
+            <w:tcW w:type="dxa" w:w="2268"/>
+          </w:tcPr>
+          <w:p>
+            <w:pPr>
+              <w:spacing w:line="240" w:lineRule="auto" w:after="0"/>
+            </w:pPr>
+            <w:r/>
+            <w:r>
+              <w:rPr>
+                <w:sz w:val="18"/>
+              </w:rPr>
+              <w:t>lipophilicity - how strongly the compound prefers oil to water</w:t>
+            </w:r>
+          </w:p>
+        </w:tc>
+      </w:tr>
+    </w:tbl>
+    <w:p>
+      <w:pPr>
+        <w:spacing w:after="120" w:line="240" w:lineRule="auto"/>
+      </w:pPr>
     </w:p>
     <w:p>
       <w:r>
@@ -563,13 +2938,471 @@
     </w:p>
     <w:p>
       <w:r>
-        <w:t>The framework was applied without retraining to chemicals from four Malaysian industrial sectors and to the substances implicated in the Johor 2019 incident.</w:t>
+        <w:t>The framework was applied without retraining to chemicals from four Malaysian industrial sectors and to the substances implicated in the Johor 2019 incident, with the results in Table 4.</w:t>
       </w:r>
     </w:p>
     <w:p>
+      <w:pPr>
+        <w:keepNext/>
+        <w:spacing w:line="240" w:lineRule="auto" w:before="200" w:after="80"/>
+      </w:pPr>
       <w:r>
-        <w:t>Sector n Label acc. Recall Johor 2019 Emergency 12 0.907 0.836 Palm Oil Processing 7 0.905 0.900 Petrochemicals 9 0.876 0.839 Rubber Processing 7 0.762 0.708 Semiconductor (Penang) 8 0.736 0.658</w:t>
+        <w:rPr>
+          <w:b/>
+          <w:sz w:val="20"/>
+        </w:rPr>
+        <w:t xml:space="preserve">Table 4. </w:t>
       </w:r>
+      <w:r>
+        <w:rPr>
+          <w:sz w:val="20"/>
+        </w:rPr>
+        <w:t>Performance by Malaysian industrial sector, applied without retraining. Label accuracy is the proportion of the nine binary labels predicted correctly; recall is the proportion of true hazard assignments recovered. n is the number of compounds in each sector.</w:t>
+      </w:r>
+    </w:p>
+    <w:tbl>
+      <w:tblPr>
+        <w:tblStyle w:val="TableGrid"/>
+        <w:tblW w:type="auto" w:w="0"/>
+        <w:jc w:val="center"/>
+        <w:tblLayout w:type="autofit"/>
+        <w:tblLook w:firstColumn="1" w:firstRow="1" w:lastColumn="0" w:lastRow="0" w:noHBand="0" w:noVBand="1" w:val="04A0"/>
+      </w:tblPr>
+      <w:tblGrid>
+        <w:gridCol w:w="2268"/>
+        <w:gridCol w:w="2268"/>
+        <w:gridCol w:w="2268"/>
+        <w:gridCol w:w="2268"/>
+      </w:tblGrid>
+      <w:tr>
+        <w:tc>
+          <w:tcPr>
+            <w:tcW w:type="dxa" w:w="2268"/>
+          </w:tcPr>
+          <w:p>
+            <w:pPr>
+              <w:spacing w:line="240" w:lineRule="auto" w:after="0"/>
+            </w:pPr>
+            <w:r/>
+            <w:r>
+              <w:rPr>
+                <w:b/>
+                <w:sz w:val="18"/>
+              </w:rPr>
+              <w:t>Sector</w:t>
+            </w:r>
+          </w:p>
+        </w:tc>
+        <w:tc>
+          <w:tcPr>
+            <w:tcW w:type="dxa" w:w="2268"/>
+          </w:tcPr>
+          <w:p>
+            <w:pPr>
+              <w:spacing w:line="240" w:lineRule="auto" w:after="0"/>
+            </w:pPr>
+            <w:r/>
+            <w:r>
+              <w:rPr>
+                <w:b/>
+                <w:sz w:val="18"/>
+              </w:rPr>
+              <w:t>n</w:t>
+            </w:r>
+          </w:p>
+        </w:tc>
+        <w:tc>
+          <w:tcPr>
+            <w:tcW w:type="dxa" w:w="2268"/>
+          </w:tcPr>
+          <w:p>
+            <w:pPr>
+              <w:spacing w:line="240" w:lineRule="auto" w:after="0"/>
+            </w:pPr>
+            <w:r/>
+            <w:r>
+              <w:rPr>
+                <w:b/>
+                <w:sz w:val="18"/>
+              </w:rPr>
+              <w:t>Label acc.</w:t>
+            </w:r>
+          </w:p>
+        </w:tc>
+        <w:tc>
+          <w:tcPr>
+            <w:tcW w:type="dxa" w:w="2268"/>
+          </w:tcPr>
+          <w:p>
+            <w:pPr>
+              <w:spacing w:line="240" w:lineRule="auto" w:after="0"/>
+            </w:pPr>
+            <w:r/>
+            <w:r>
+              <w:rPr>
+                <w:b/>
+                <w:sz w:val="18"/>
+              </w:rPr>
+              <w:t>Recall</w:t>
+            </w:r>
+          </w:p>
+        </w:tc>
+      </w:tr>
+      <w:tr>
+        <w:tc>
+          <w:tcPr>
+            <w:tcW w:type="dxa" w:w="2268"/>
+          </w:tcPr>
+          <w:p>
+            <w:pPr>
+              <w:spacing w:line="240" w:lineRule="auto" w:after="0"/>
+            </w:pPr>
+            <w:r/>
+            <w:r>
+              <w:rPr>
+                <w:sz w:val="18"/>
+              </w:rPr>
+              <w:t>Johor 2019 Emergency</w:t>
+            </w:r>
+          </w:p>
+        </w:tc>
+        <w:tc>
+          <w:tcPr>
+            <w:tcW w:type="dxa" w:w="2268"/>
+          </w:tcPr>
+          <w:p>
+            <w:pPr>
+              <w:spacing w:line="240" w:lineRule="auto" w:after="0"/>
+            </w:pPr>
+            <w:r/>
+            <w:r>
+              <w:rPr>
+                <w:sz w:val="18"/>
+              </w:rPr>
+              <w:t>12</w:t>
+            </w:r>
+          </w:p>
+        </w:tc>
+        <w:tc>
+          <w:tcPr>
+            <w:tcW w:type="dxa" w:w="2268"/>
+          </w:tcPr>
+          <w:p>
+            <w:pPr>
+              <w:spacing w:line="240" w:lineRule="auto" w:after="0"/>
+            </w:pPr>
+            <w:r/>
+            <w:r>
+              <w:rPr>
+                <w:sz w:val="18"/>
+              </w:rPr>
+              <w:t>0.907</w:t>
+            </w:r>
+          </w:p>
+        </w:tc>
+        <w:tc>
+          <w:tcPr>
+            <w:tcW w:type="dxa" w:w="2268"/>
+          </w:tcPr>
+          <w:p>
+            <w:pPr>
+              <w:spacing w:line="240" w:lineRule="auto" w:after="0"/>
+            </w:pPr>
+            <w:r/>
+            <w:r>
+              <w:rPr>
+                <w:sz w:val="18"/>
+              </w:rPr>
+              <w:t>0.836</w:t>
+            </w:r>
+          </w:p>
+        </w:tc>
+      </w:tr>
+      <w:tr>
+        <w:tc>
+          <w:tcPr>
+            <w:tcW w:type="dxa" w:w="2268"/>
+          </w:tcPr>
+          <w:p>
+            <w:pPr>
+              <w:spacing w:line="240" w:lineRule="auto" w:after="0"/>
+            </w:pPr>
+            <w:r/>
+            <w:r>
+              <w:rPr>
+                <w:sz w:val="18"/>
+              </w:rPr>
+              <w:t>Palm Oil Processing</w:t>
+            </w:r>
+          </w:p>
+        </w:tc>
+        <w:tc>
+          <w:tcPr>
+            <w:tcW w:type="dxa" w:w="2268"/>
+          </w:tcPr>
+          <w:p>
+            <w:pPr>
+              <w:spacing w:line="240" w:lineRule="auto" w:after="0"/>
+            </w:pPr>
+            <w:r/>
+            <w:r>
+              <w:rPr>
+                <w:sz w:val="18"/>
+              </w:rPr>
+              <w:t>7</w:t>
+            </w:r>
+          </w:p>
+        </w:tc>
+        <w:tc>
+          <w:tcPr>
+            <w:tcW w:type="dxa" w:w="2268"/>
+          </w:tcPr>
+          <w:p>
+            <w:pPr>
+              <w:spacing w:line="240" w:lineRule="auto" w:after="0"/>
+            </w:pPr>
+            <w:r/>
+            <w:r>
+              <w:rPr>
+                <w:sz w:val="18"/>
+              </w:rPr>
+              <w:t>0.905</w:t>
+            </w:r>
+          </w:p>
+        </w:tc>
+        <w:tc>
+          <w:tcPr>
+            <w:tcW w:type="dxa" w:w="2268"/>
+          </w:tcPr>
+          <w:p>
+            <w:pPr>
+              <w:spacing w:line="240" w:lineRule="auto" w:after="0"/>
+            </w:pPr>
+            <w:r/>
+            <w:r>
+              <w:rPr>
+                <w:sz w:val="18"/>
+              </w:rPr>
+              <w:t>0.900</w:t>
+            </w:r>
+          </w:p>
+        </w:tc>
+      </w:tr>
+      <w:tr>
+        <w:tc>
+          <w:tcPr>
+            <w:tcW w:type="dxa" w:w="2268"/>
+          </w:tcPr>
+          <w:p>
+            <w:pPr>
+              <w:spacing w:line="240" w:lineRule="auto" w:after="0"/>
+            </w:pPr>
+            <w:r/>
+            <w:r>
+              <w:rPr>
+                <w:sz w:val="18"/>
+              </w:rPr>
+              <w:t>Petrochemicals</w:t>
+            </w:r>
+          </w:p>
+        </w:tc>
+        <w:tc>
+          <w:tcPr>
+            <w:tcW w:type="dxa" w:w="2268"/>
+          </w:tcPr>
+          <w:p>
+            <w:pPr>
+              <w:spacing w:line="240" w:lineRule="auto" w:after="0"/>
+            </w:pPr>
+            <w:r/>
+            <w:r>
+              <w:rPr>
+                <w:sz w:val="18"/>
+              </w:rPr>
+              <w:t>9</w:t>
+            </w:r>
+          </w:p>
+        </w:tc>
+        <w:tc>
+          <w:tcPr>
+            <w:tcW w:type="dxa" w:w="2268"/>
+          </w:tcPr>
+          <w:p>
+            <w:pPr>
+              <w:spacing w:line="240" w:lineRule="auto" w:after="0"/>
+            </w:pPr>
+            <w:r/>
+            <w:r>
+              <w:rPr>
+                <w:sz w:val="18"/>
+              </w:rPr>
+              <w:t>0.876</w:t>
+            </w:r>
+          </w:p>
+        </w:tc>
+        <w:tc>
+          <w:tcPr>
+            <w:tcW w:type="dxa" w:w="2268"/>
+          </w:tcPr>
+          <w:p>
+            <w:pPr>
+              <w:spacing w:line="240" w:lineRule="auto" w:after="0"/>
+            </w:pPr>
+            <w:r/>
+            <w:r>
+              <w:rPr>
+                <w:sz w:val="18"/>
+              </w:rPr>
+              <w:t>0.839</w:t>
+            </w:r>
+          </w:p>
+        </w:tc>
+      </w:tr>
+      <w:tr>
+        <w:tc>
+          <w:tcPr>
+            <w:tcW w:type="dxa" w:w="2268"/>
+          </w:tcPr>
+          <w:p>
+            <w:pPr>
+              <w:spacing w:line="240" w:lineRule="auto" w:after="0"/>
+            </w:pPr>
+            <w:r/>
+            <w:r>
+              <w:rPr>
+                <w:sz w:val="18"/>
+              </w:rPr>
+              <w:t>Rubber Processing</w:t>
+            </w:r>
+          </w:p>
+        </w:tc>
+        <w:tc>
+          <w:tcPr>
+            <w:tcW w:type="dxa" w:w="2268"/>
+          </w:tcPr>
+          <w:p>
+            <w:pPr>
+              <w:spacing w:line="240" w:lineRule="auto" w:after="0"/>
+            </w:pPr>
+            <w:r/>
+            <w:r>
+              <w:rPr>
+                <w:sz w:val="18"/>
+              </w:rPr>
+              <w:t>7</w:t>
+            </w:r>
+          </w:p>
+        </w:tc>
+        <w:tc>
+          <w:tcPr>
+            <w:tcW w:type="dxa" w:w="2268"/>
+          </w:tcPr>
+          <w:p>
+            <w:pPr>
+              <w:spacing w:line="240" w:lineRule="auto" w:after="0"/>
+            </w:pPr>
+            <w:r/>
+            <w:r>
+              <w:rPr>
+                <w:sz w:val="18"/>
+              </w:rPr>
+              <w:t>0.762</w:t>
+            </w:r>
+          </w:p>
+        </w:tc>
+        <w:tc>
+          <w:tcPr>
+            <w:tcW w:type="dxa" w:w="2268"/>
+          </w:tcPr>
+          <w:p>
+            <w:pPr>
+              <w:spacing w:line="240" w:lineRule="auto" w:after="0"/>
+            </w:pPr>
+            <w:r/>
+            <w:r>
+              <w:rPr>
+                <w:sz w:val="18"/>
+              </w:rPr>
+              <w:t>0.708</w:t>
+            </w:r>
+          </w:p>
+        </w:tc>
+      </w:tr>
+      <w:tr>
+        <w:tc>
+          <w:tcPr>
+            <w:tcW w:type="dxa" w:w="2268"/>
+          </w:tcPr>
+          <w:p>
+            <w:pPr>
+              <w:spacing w:line="240" w:lineRule="auto" w:after="0"/>
+            </w:pPr>
+            <w:r/>
+            <w:r>
+              <w:rPr>
+                <w:sz w:val="18"/>
+              </w:rPr>
+              <w:t>Semiconductor (Penang)</w:t>
+            </w:r>
+          </w:p>
+        </w:tc>
+        <w:tc>
+          <w:tcPr>
+            <w:tcW w:type="dxa" w:w="2268"/>
+          </w:tcPr>
+          <w:p>
+            <w:pPr>
+              <w:spacing w:line="240" w:lineRule="auto" w:after="0"/>
+            </w:pPr>
+            <w:r/>
+            <w:r>
+              <w:rPr>
+                <w:sz w:val="18"/>
+              </w:rPr>
+              <w:t>8</w:t>
+            </w:r>
+          </w:p>
+        </w:tc>
+        <w:tc>
+          <w:tcPr>
+            <w:tcW w:type="dxa" w:w="2268"/>
+          </w:tcPr>
+          <w:p>
+            <w:pPr>
+              <w:spacing w:line="240" w:lineRule="auto" w:after="0"/>
+            </w:pPr>
+            <w:r/>
+            <w:r>
+              <w:rPr>
+                <w:sz w:val="18"/>
+              </w:rPr>
+              <w:t>0.736</w:t>
+            </w:r>
+          </w:p>
+        </w:tc>
+        <w:tc>
+          <w:tcPr>
+            <w:tcW w:type="dxa" w:w="2268"/>
+          </w:tcPr>
+          <w:p>
+            <w:pPr>
+              <w:spacing w:line="240" w:lineRule="auto" w:after="0"/>
+            </w:pPr>
+            <w:r/>
+            <w:r>
+              <w:rPr>
+                <w:sz w:val="18"/>
+              </w:rPr>
+              <w:t>0.658</w:t>
+            </w:r>
+          </w:p>
+        </w:tc>
+      </w:tr>
+    </w:tbl>
+    <w:p>
+      <w:pPr>
+        <w:spacing w:after="120" w:line="240" w:lineRule="auto"/>
+      </w:pPr>
     </w:p>
     <w:p>
       <w:r>

--- a/publication_materials/manuscript/GHS_manuscript.docx
+++ b/publication_materials/manuscript/GHS_manuscript.docx
@@ -152,7 +152,7 @@
     </w:p>
     <w:p>
       <w:r>
-        <w:t>Chemical hazard classification under the Globally Harmonized System (GHS) depends on experimental testing that is slow, costly and unavailable for most industrial chemicals, a gap illustrated by the March 2019 Sungai Kim Kim incident at Pasir Gudang, Johor, which affected over 2,500 people. This work asked whether the nine GHS pictograms can be predicted from structure alone, interpretably enough for regulatory use. GHS classifications for 243,707 compound records were harvested from PubChem, contributed by five regulatory bodies, and reduced by validation, deduplication and majority voting to 243,323 unique compounds, each described by 816 physicochemical, Morgan (ECFP4), MACCS and topological descriptors. Random Forest, XGBoost and support vector machine classifiers were trained as multi-label predictors and evaluated on a Bemis-Murcko scaffold split, sharing no chemical skeleton between training and test. XGBoost performed best, with a mean AUC-ROC of 0.915 across the nine classes (range 0.830-0.995). SHAP analysis showed the model had recovered recognised structure-hazard relationships, most clearly the dependence of explosivity on the substructure [!#6;!#1]~[#7]~[!#6;!#1], flammability on low structural complexity, and aquatic hazard on high lipophilicity. Recall on 44 Malaysian industrial and Johor 2019 compounds ranged 0.16-1.00 across classes (lowest for environmental hazard), too small a set to generalise from. Below six heavy atoms the model over-predicts acute toxicity and health hazard 2.5-3.1-fold; the application flags such compounds as out of domain rather than reporting them with unwarranted confidence. The framework and a browser-based screening interface are released as open-source software.</w:t>
+        <w:t>Chemical hazard classification under the Globally Harmonized System (GHS) depends on experimental testing that is slow, costly and unavailable for most industrial chemicals, a gap illustrated by the March 2019 Sungai Kim Kim incident at Pasir Gudang, Johor, which affected over 2,500 people. This work asked whether the nine GHS pictograms can be predicted from structure alone, interpretably enough for regulatory use. GHS classifications for 243,707 compound records were harvested from PubChem, contributed by five regulatory bodies, and reduced by validation, deduplication and majority voting to 243,323 unique compounds, each described by 1,218 physicochemical, Morgan (ECFP4), MACCS and topological descriptors reduced by variance filtering to 816. Random Forest, XGBoost and support vector machine classifiers were trained as multi-label predictors and evaluated on a Bemis-Murcko scaffold split, sharing no chemical skeleton between training and test. XGBoost performed best, with a mean AUC-ROC of 0.915 across the nine classes (range 0.830-0.995). SHAP analysis showed the model had recovered recognised structure-hazard relationships, most clearly the dependence of explosivity on the substructure [!#6;!#1]~[#7]~[!#6;!#1], flammability on low structural complexity, and aquatic hazard on high lipophilicity. Recall on 44 Malaysian industrial and Johor 2019 compounds ranged 0.16-1.00 across classes (lowest for environmental hazard), too small a set to generalise from. Below six heavy atoms the model over-predicts acute toxicity and health hazard 2.5-3.1-fold; the application flags such compounds as out of domain rather than reporting them with unwarranted confidence. The framework and a browser-based screening interface are released as open-source software.</w:t>
       </w:r>
     </w:p>
     <w:p>
@@ -217,6 +217,11 @@
       </w:r>
     </w:p>
     <w:p>
+      <w:r>
+        <w:t>The overall pipeline, from data collection through deployment, is summarised in Figure 1.</w:t>
+      </w:r>
+    </w:p>
+    <w:p>
       <w:pPr>
         <w:pStyle w:val="Heading2"/>
       </w:pPr>
@@ -244,7 +249,17 @@
     </w:p>
     <w:p>
       <w:r>
-        <w:t>The numeric pictogram code was treated as authoritative throughout, so that data filed under GHS07 correspond to the exclamation-mark (irritant) pictogram, GHS08 to the health-hazard pictogram and GHS09 to the environmental pictogram, as defined in the tenth revised edition of the GHS. The descriptive suffixes attached to three of the nine label columns in the original study design did not follow this scheme; because the data were bound to the numeric code rather than to the label, the classifications themselves were unaffected, and the three columns were subsequently renamed to GHS07_Irritant, GHS08_HealthHazard and GHS09_Environmental to match the United Nations definitions. The correspondence with the original names is recorded in Supporting Information Table S0.</w:t>
+        <w:t>The numeric pictogram code was treated as authoritative throughout, so that data filed under GHS07 correspond to the exclamation-mark (irritant) pictogram, GHS08 to the health-hazard pictogram and GHS09 to the environmental pictogram, as defined in the tenth revised edition of the GHS.</w:t>
+      </w:r>
+    </w:p>
+    <w:p>
+      <w:r>
+        <w:t>The descriptive suffixes attached to three of the nine label columns in the original study design did not follow this scheme: columns holding the data for pictograms GHS07, GHS08 and GHS09 were named GHS07_HealthHazard, GHS08_Environmental and GHS09_Irritant, a three-way rotation of the suffixes relative to the numbering above. The values in those columns were written according to the numeric pictogram code identified from the PubChem markup, as described above, and were never read back through the descriptive name at any point in the pipeline; the rotation was therefore a naming error introduced when the columns were first labelled, not a data-mapping error affecting which compound received which classification. That distinction was verified rather than assumed. 5 compounds carrying exactly one of the three affected pictograms were selected for each of the three columns (15 in total) and checked against PubChem's live GHS Classification page for that compound; 15 of 15 confirmed that the pictogram recorded under the corrected column name is the one PubChem reports today. The three columns were then renamed to GHS07_Irritant, GHS08_HealthHazard and GHS09_Environmental to match the United Nations definitions; no value in the label matrix was altered, and no model was retrained. The audit method and the full compound-level results, one row per compound checked, are given in Supporting Information Table S6.</w:t>
+      </w:r>
+    </w:p>
+    <w:p>
+      <w:r>
+        <w:t>The correspondence with the original names is recorded in Supporting Information Table S0.</w:t>
       </w:r>
     </w:p>
     <w:p>
@@ -466,12 +481,12 @@
     </w:p>
     <w:p>
       <w:r>
-        <w:t>Four models were evaluated on the held-out test partition of 24,352 compounds. Mean AUC-ROC across the nine classes was 0.9146 for XGBoost, 0.9078 for the Random Forest without class weighting, 0.8900 for the class-weighted Random Forest and 0.8711 for the support vector machine. Mean Matthews correlation coefficients were 0.4705, 0.4590, 0.3633 and 0.3683 respectively. XGBoost was selected as the best model on both metrics. The bootstrap 95 per cent confidence interval had a median half-width of 0.0077, so differences smaller than that are not meaningful; the two leading models were separated on Matthews correlation coefficient rather than on area under the curve.</w:t>
+        <w:t>Four models were evaluated on the held-out test partition of 24,352 compounds. Mean AUC-ROC across the nine classes was 0.9146 for XGBoost, 0.9078 for the Random Forest without class weighting, 0.8900 for the class-weighted Random Forest and 0.8711 for the support vector machine. Mean Matthews correlation coefficients were 0.4705, 0.4590, 0.3633 and 0.3683 respectively. XGBoost was selected as the best model on both metrics. The bootstrap 95 per cent confidence interval had a median half-width of 0.0077, so differences smaller than that are not meaningful; the two leading models were separated on Matthews correlation coefficient rather than on area under the curve. AUC-ROC for every algorithm against every class is shown as a heat map in Figure 6.</w:t>
       </w:r>
     </w:p>
     <w:p>
       <w:r>
-        <w:t>Per-class performance for XGBoost is given in Table 1.</w:t>
+        <w:t>Per-class performance for XGBoost is given in Table 1 and as receiver operating characteristic curves in Figure 3; precision-recall curves for the most abundant and rarest classes, GHS07 and GHS01, are given in Figure 4.</w:t>
       </w:r>
     </w:p>
     <w:p>
@@ -1930,7 +1945,7 @@
     </w:p>
     <w:p>
       <w:r>
-        <w:t>Models were trained on nested subsets of the training partition and evaluated on the same fixed test partition with identical hyperparameters, so that training-set size was the only quantity varying (Table 2).</w:t>
+        <w:t>Models were trained on nested subsets of the training partition and evaluated on the same fixed test partition with identical hyperparameters, so that training-set size was the only quantity varying (Table 2, Figure 10).</w:t>
       </w:r>
     </w:p>
     <w:p>
@@ -2159,7 +2174,7 @@
     </w:p>
     <w:p>
       <w:r>
-        <w:t>A learning curve computed earlier within a 40,000-compound convenience subsample had appeared to plateau, with the final increment of data changing mean AUC-ROC by less than 0.001. That appearance was an artefact of how the subsample had been constructed: it deliberately retained every positive example of the rare classes, so those classes could not improve with additional data and the aggregate curve flattened prematurely.</w:t>
+        <w:t>A learning curve computed earlier within a 40,000-compound convenience subsample (Figure 9) had appeared to plateau, with the final increment of data changing mean AUC-ROC by less than 0.001. That appearance was an artefact of how the subsample had been constructed: it deliberately retained every positive example of the rare classes, so those classes could not improve with additional data and the aggregate curve flattened prematurely.</w:t>
       </w:r>
     </w:p>
     <w:p>
@@ -2172,7 +2187,7 @@
     </w:p>
     <w:p>
       <w:r>
-        <w:t>SHAP values were computed for 500 test compounds. Across all nine classes the most influential descriptors were LabuteASA, TPSA, Kappa2. The single most influential descriptor for each class, with the correlation between descriptor value and SHAP value (positive meaning that higher values push towards the hazard) is given in Table 3.</w:t>
+        <w:t>SHAP values were computed for 500 test compounds. Across all nine classes the most influential descriptors were LabuteASA, TPSA, Kappa2; feature-importance summaries for the three classes with the greatest total attribution are given in Figure 5. The single most influential descriptor for each class, with the correlation between descriptor value and SHAP value (positive meaning that higher values push towards the hazard) is given in Table 3.</w:t>
       </w:r>
     </w:p>
     <w:p>
@@ -2929,6 +2944,11 @@
       </w:r>
     </w:p>
     <w:p>
+      <w:r>
+        <w:t>These are class-level, aggregate attributions. Figure 8 shows the same method applied to a single compound, as a worked example of the per-prediction explanation available for any structure a user submits.</w:t>
+      </w:r>
+    </w:p>
+    <w:p>
       <w:pPr>
         <w:pStyle w:val="Heading2"/>
       </w:pPr>
@@ -2938,7 +2958,7 @@
     </w:p>
     <w:p>
       <w:r>
-        <w:t>The framework was applied without retraining to chemicals from four Malaysian industrial sectors and to the substances implicated in the Johor 2019 incident, with the results in Table 4.</w:t>
+        <w:t>The framework was applied without retraining to chemicals from four Malaysian industrial sectors and to the substances implicated in the Johor 2019 incident, with the results in Table 4 and Figure 7.</w:t>
       </w:r>
     </w:p>
     <w:p>
